--- a/บทคัดย่อ.docx
+++ b/บทคัดย่อ.docx
@@ -55,12 +55,89 @@
       </w:pPr>
       <w:r>
         <w:rPr>
+          <w:rFonts w:ascii="TH SarabunPSK" w:hAnsi="TH SarabunPSK" w:cs="TH SarabunPSK"/>
+          <w:sz w:val="32"/>
+          <w:szCs w:val="32"/>
+          <w:cs/>
+        </w:rPr>
+        <w:t xml:space="preserve">จากการที่ผู้จัดทำได้เข้าปฏิบัติงานสหกิจศึกษาที่บริษัท โค้ดแลบ เทค จำกัด ซึ่งประกอบธุรกิจด้านการพัฒนาซอฟต์แวร์ ได้เล็งเห็นปัญหาการทำงานธุรการและการสื่อสารภายในองค์กรที่ยังดำเนินอยู่บนเครื่องมือที่กระจัดกระจาย เช่น การนัดหมายในหลายปฏิทิน การแจ้งเตือนเหตุการณ์ผ่านข้อความ หรือการบันทึกยอดขายในสเปรดชีตหลายเวอร์ชัน ส่งผลให้เกิดข้อผิดพลาดและความล่าช้าในการทำงาน เพื่อแก้ไขปัญหาดังกล่าว จึงได้พัฒนาระบบ </w:t>
+      </w:r>
+      <w:r>
+        <w:rPr>
+          <w:rFonts w:ascii="TH SarabunPSK" w:hAnsi="TH SarabunPSK" w:cs="TH SarabunPSK"/>
+          <w:sz w:val="32"/>
+          <w:szCs w:val="32"/>
+        </w:rPr>
+        <w:t>“</w:t>
+      </w:r>
+      <w:r>
+        <w:rPr>
+          <w:rFonts w:ascii="TH SarabunPSK" w:hAnsi="TH SarabunPSK" w:cs="TH SarabunPSK"/>
+          <w:sz w:val="32"/>
+          <w:szCs w:val="32"/>
+          <w:cs/>
+        </w:rPr>
+        <w:t>ผู้ช่วยอัตโนมัติของบริษัท</w:t>
+      </w:r>
+      <w:r>
+        <w:rPr>
+          <w:rFonts w:ascii="TH SarabunPSK" w:hAnsi="TH SarabunPSK" w:cs="TH SarabunPSK"/>
+          <w:sz w:val="32"/>
+          <w:szCs w:val="32"/>
+        </w:rPr>
+        <w:t xml:space="preserve">” </w:t>
+      </w:r>
+      <w:r>
+        <w:rPr>
+          <w:rFonts w:ascii="TH SarabunPSK" w:hAnsi="TH SarabunPSK" w:cs="TH SarabunPSK"/>
+          <w:sz w:val="32"/>
+          <w:szCs w:val="32"/>
+          <w:cs/>
+        </w:rPr>
+        <w:t xml:space="preserve">โดยใช้แพลตฟอร์ม </w:t>
+      </w:r>
+      <w:r>
+        <w:rPr>
+          <w:rFonts w:ascii="TH SarabunPSK" w:hAnsi="TH SarabunPSK" w:cs="TH SarabunPSK"/>
+          <w:sz w:val="32"/>
+          <w:szCs w:val="32"/>
+        </w:rPr>
+        <w:t xml:space="preserve">n8n </w:t>
+      </w:r>
+      <w:r>
+        <w:rPr>
+          <w:rFonts w:ascii="TH SarabunPSK" w:hAnsi="TH SarabunPSK" w:cs="TH SarabunPSK"/>
+          <w:sz w:val="32"/>
+          <w:szCs w:val="32"/>
+          <w:cs/>
+        </w:rPr>
+        <w:t xml:space="preserve">เป็นศูนย์กลางในการเชื่อมต่อและจัดการเวิร์กโฟลว์อัตโนมัติ ร่วมกับ </w:t>
+      </w:r>
+      <w:r>
+        <w:rPr>
+          <w:rFonts w:ascii="TH SarabunPSK" w:hAnsi="TH SarabunPSK" w:cs="TH SarabunPSK"/>
+          <w:sz w:val="32"/>
+          <w:szCs w:val="32"/>
+        </w:rPr>
+        <w:t xml:space="preserve">LINE Official Account/LIFF, Google Sheets, Google Drive, </w:t>
+      </w:r>
+      <w:r>
+        <w:rPr>
+          <w:rFonts w:ascii="TH SarabunPSK" w:hAnsi="TH SarabunPSK" w:cs="TH SarabunPSK"/>
+          <w:sz w:val="32"/>
+          <w:szCs w:val="32"/>
+          <w:cs/>
+        </w:rPr>
+        <w:t>และฐานข้อมูลภายใน</w:t>
+      </w:r>
+      <w:r>
+        <w:rPr>
           <w:rFonts w:ascii="TH SarabunPSK" w:hAnsi="TH SarabunPSK" w:cs="TH SarabunPSK" w:hint="cs"/>
           <w:sz w:val="32"/>
           <w:szCs w:val="32"/>
           <w:cs/>
         </w:rPr>
-        <w:t>จากการที่ผู้จัดทำได้ไป</w:t>
+        <w:t xml:space="preserve"> </w:t>
       </w:r>
       <w:r>
         <w:rPr>
@@ -69,7 +146,143 @@
           <w:szCs w:val="32"/>
           <w:cs/>
         </w:rPr>
-        <w:t xml:space="preserve">ปฏิบัติงานบริษัท </w:t>
+        <w:t xml:space="preserve">ระบบดังกล่าวสามารถดำเนินงานอัตโนมัติได้หลายด้าน เช่น แจ้งเตือนวันเกิดพนักงาน สร้างและจัดการห้องประชุมพร้อมแจ้งเตือนอัตโนมัติ </w:t>
+      </w:r>
+      <w:r>
+        <w:rPr>
+          <w:rFonts w:ascii="TH SarabunPSK" w:hAnsi="TH SarabunPSK" w:cs="TH SarabunPSK"/>
+          <w:sz w:val="32"/>
+          <w:szCs w:val="32"/>
+        </w:rPr>
+        <w:t xml:space="preserve">3 </w:t>
+      </w:r>
+      <w:r>
+        <w:rPr>
+          <w:rFonts w:ascii="TH SarabunPSK" w:hAnsi="TH SarabunPSK" w:cs="TH SarabunPSK"/>
+          <w:sz w:val="32"/>
+          <w:szCs w:val="32"/>
+          <w:cs/>
+        </w:rPr>
+        <w:t>ระยะ (</w:t>
+      </w:r>
+      <w:r>
+        <w:rPr>
+          <w:rFonts w:ascii="TH SarabunPSK" w:hAnsi="TH SarabunPSK" w:cs="TH SarabunPSK"/>
+          <w:sz w:val="32"/>
+          <w:szCs w:val="32"/>
+        </w:rPr>
+        <w:t xml:space="preserve">15, 10 </w:t>
+      </w:r>
+      <w:r>
+        <w:rPr>
+          <w:rFonts w:ascii="TH SarabunPSK" w:hAnsi="TH SarabunPSK" w:cs="TH SarabunPSK"/>
+          <w:sz w:val="32"/>
+          <w:szCs w:val="32"/>
+          <w:cs/>
+        </w:rPr>
+        <w:t xml:space="preserve">และ </w:t>
+      </w:r>
+      <w:r>
+        <w:rPr>
+          <w:rFonts w:ascii="TH SarabunPSK" w:hAnsi="TH SarabunPSK" w:cs="TH SarabunPSK"/>
+          <w:sz w:val="32"/>
+          <w:szCs w:val="32"/>
+        </w:rPr>
+        <w:t xml:space="preserve">5 </w:t>
+      </w:r>
+      <w:r>
+        <w:rPr>
+          <w:rFonts w:ascii="TH SarabunPSK" w:hAnsi="TH SarabunPSK" w:cs="TH SarabunPSK"/>
+          <w:sz w:val="32"/>
+          <w:szCs w:val="32"/>
+          <w:cs/>
+        </w:rPr>
+        <w:t xml:space="preserve">นาที) รายงานยอดขายแบบเรียลไทม์ ส่งอีเมลรายบุคคลตามเรื่องงาน ยืนยันตัวตนผ่าน </w:t>
+      </w:r>
+      <w:r>
+        <w:rPr>
+          <w:rFonts w:ascii="TH SarabunPSK" w:hAnsi="TH SarabunPSK" w:cs="TH SarabunPSK"/>
+          <w:sz w:val="32"/>
+          <w:szCs w:val="32"/>
+        </w:rPr>
+        <w:t xml:space="preserve">OTP </w:t>
+      </w:r>
+      <w:r>
+        <w:rPr>
+          <w:rFonts w:ascii="TH SarabunPSK" w:hAnsi="TH SarabunPSK" w:cs="TH SarabunPSK"/>
+          <w:sz w:val="32"/>
+          <w:szCs w:val="32"/>
+          <w:cs/>
+        </w:rPr>
+        <w:t xml:space="preserve">และกำหนดสิทธิ์ผู้ใช้ตามบทบาท รวมถึงการแจ้งข่าวสารแบบคัดกลุ่มด้วย </w:t>
+      </w:r>
+      <w:r>
+        <w:rPr>
+          <w:rFonts w:ascii="TH SarabunPSK" w:hAnsi="TH SarabunPSK" w:cs="TH SarabunPSK"/>
+          <w:sz w:val="32"/>
+          <w:szCs w:val="32"/>
+        </w:rPr>
+        <w:t xml:space="preserve">LINE Flex Message </w:t>
+      </w:r>
+      <w:r>
+        <w:rPr>
+          <w:rFonts w:ascii="TH SarabunPSK" w:hAnsi="TH SarabunPSK" w:cs="TH SarabunPSK"/>
+          <w:sz w:val="32"/>
+          <w:szCs w:val="32"/>
+          <w:cs/>
+        </w:rPr>
+        <w:t>เพื่อให้ข้อมูลอ่านง่ายบนมือถือ นอกจากนี้ ระบบยังรองรับการติดตามข้อมูลฝ่ายบุคคล เช่น การขาด</w:t>
+      </w:r>
+      <w:r>
+        <w:rPr>
+          <w:rFonts w:ascii="TH SarabunPSK" w:hAnsi="TH SarabunPSK" w:cs="TH SarabunPSK"/>
+          <w:sz w:val="32"/>
+          <w:szCs w:val="32"/>
+        </w:rPr>
+        <w:t>–</w:t>
+      </w:r>
+      <w:r>
+        <w:rPr>
+          <w:rFonts w:ascii="TH SarabunPSK" w:hAnsi="TH SarabunPSK" w:cs="TH SarabunPSK"/>
+          <w:sz w:val="32"/>
+          <w:szCs w:val="32"/>
+          <w:cs/>
+        </w:rPr>
+        <w:t>ลา</w:t>
+      </w:r>
+      <w:r>
+        <w:rPr>
+          <w:rFonts w:ascii="TH SarabunPSK" w:hAnsi="TH SarabunPSK" w:cs="TH SarabunPSK"/>
+          <w:sz w:val="32"/>
+          <w:szCs w:val="32"/>
+        </w:rPr>
+        <w:t>–</w:t>
+      </w:r>
+      <w:r>
+        <w:rPr>
+          <w:rFonts w:ascii="TH SarabunPSK" w:hAnsi="TH SarabunPSK" w:cs="TH SarabunPSK"/>
+          <w:sz w:val="32"/>
+          <w:szCs w:val="32"/>
+          <w:cs/>
+        </w:rPr>
+        <w:t xml:space="preserve">มาสาย พร้อมสรุปผลรายเดือน ตลอดจนสามารถเชื่อมต่อฐานข้อมูลภายในองค์กรเพื่อใช้กับระบบ </w:t>
+      </w:r>
+      <w:r>
+        <w:rPr>
+          <w:rFonts w:ascii="TH SarabunPSK" w:hAnsi="TH SarabunPSK" w:cs="TH SarabunPSK"/>
+          <w:sz w:val="32"/>
+          <w:szCs w:val="32"/>
+        </w:rPr>
+        <w:t xml:space="preserve">RAG AI </w:t>
+      </w:r>
+      <w:r>
+        <w:rPr>
+          <w:rFonts w:ascii="TH SarabunPSK" w:hAnsi="TH SarabunPSK" w:cs="TH SarabunPSK"/>
+          <w:sz w:val="32"/>
+          <w:szCs w:val="32"/>
+          <w:cs/>
+        </w:rPr>
+        <w:t>สำหรับตอบคำถามความรู้ภายในองค์กรได้อย่างรวดเร็ว</w:t>
       </w:r>
       <w:r>
         <w:rPr>
@@ -78,437 +291,17 @@
           <w:szCs w:val="32"/>
           <w:cs/>
         </w:rPr>
-        <w:t xml:space="preserve">โค้ดแลบ </w:t>
-      </w:r>
-      <w:proofErr w:type="spellStart"/>
-      <w:r>
-        <w:rPr>
-          <w:rFonts w:ascii="TH SarabunPSK" w:hAnsi="TH SarabunPSK" w:cs="TH SarabunPSK" w:hint="cs"/>
+        <w:t xml:space="preserve"> </w:t>
+      </w:r>
+      <w:r>
+        <w:rPr>
+          <w:rFonts w:ascii="TH SarabunPSK" w:hAnsi="TH SarabunPSK" w:cs="TH SarabunPSK"/>
           <w:sz w:val="32"/>
           <w:szCs w:val="32"/>
           <w:cs/>
         </w:rPr>
-        <w:t>เทค</w:t>
-      </w:r>
-      <w:proofErr w:type="spellEnd"/>
-      <w:r>
-        <w:rPr>
-          <w:rFonts w:ascii="TH SarabunPSK" w:hAnsi="TH SarabunPSK" w:cs="TH SarabunPSK"/>
-          <w:sz w:val="32"/>
-          <w:szCs w:val="32"/>
-          <w:cs/>
-        </w:rPr>
-        <w:t xml:space="preserve"> จำกัด</w:t>
-      </w:r>
-      <w:r>
-        <w:rPr>
-          <w:rFonts w:ascii="TH SarabunPSK" w:hAnsi="TH SarabunPSK" w:cs="TH SarabunPSK"/>
-          <w:sz w:val="32"/>
-          <w:szCs w:val="32"/>
-        </w:rPr>
-        <w:t xml:space="preserve"> </w:t>
-      </w:r>
-      <w:r>
-        <w:rPr>
-          <w:rFonts w:ascii="TH SarabunPSK" w:hAnsi="TH SarabunPSK" w:cs="TH SarabunPSK" w:hint="cs"/>
-          <w:sz w:val="32"/>
-          <w:szCs w:val="32"/>
-          <w:cs/>
-        </w:rPr>
-        <w:t>ซึ่งเป็นบริษัทประกอบธุรกิจ</w:t>
-      </w:r>
-      <w:r>
-        <w:rPr>
-          <w:rFonts w:ascii="TH SarabunPSK" w:hAnsi="TH SarabunPSK" w:cs="TH SarabunPSK"/>
-          <w:sz w:val="32"/>
-          <w:szCs w:val="32"/>
-          <w:cs/>
-        </w:rPr>
-        <w:t>กิจ</w:t>
-      </w:r>
-      <w:r>
-        <w:rPr>
-          <w:rFonts w:ascii="TH SarabunPSK" w:hAnsi="TH SarabunPSK" w:cs="TH SarabunPSK" w:hint="cs"/>
-          <w:sz w:val="32"/>
-          <w:szCs w:val="32"/>
-          <w:cs/>
-        </w:rPr>
-        <w:t>การจัดทำ</w:t>
-      </w:r>
-      <w:r>
-        <w:rPr>
-          <w:rFonts w:ascii="TH SarabunPSK" w:hAnsi="TH SarabunPSK" w:cs="TH SarabunPSK"/>
-          <w:sz w:val="32"/>
-          <w:szCs w:val="32"/>
-          <w:cs/>
-        </w:rPr>
-        <w:t>ทางด้าน</w:t>
-      </w:r>
-      <w:r>
-        <w:rPr>
-          <w:rFonts w:ascii="TH SarabunPSK" w:hAnsi="TH SarabunPSK" w:cs="TH SarabunPSK" w:hint="cs"/>
-          <w:sz w:val="32"/>
-          <w:szCs w:val="32"/>
-          <w:cs/>
-        </w:rPr>
-        <w:t>ซอฟต์</w:t>
-      </w:r>
-      <w:r>
-        <w:rPr>
-          <w:rFonts w:ascii="TH SarabunPSK" w:hAnsi="TH SarabunPSK" w:cs="TH SarabunPSK"/>
-          <w:sz w:val="32"/>
-          <w:szCs w:val="32"/>
-          <w:cs/>
-        </w:rPr>
-        <w:t>แวร์</w:t>
-      </w:r>
-      <w:r>
-        <w:rPr>
-          <w:rFonts w:ascii="TH SarabunPSK" w:hAnsi="TH SarabunPSK" w:cs="TH SarabunPSK" w:hint="cs"/>
-          <w:sz w:val="32"/>
-          <w:szCs w:val="32"/>
-          <w:cs/>
-        </w:rPr>
-        <w:t xml:space="preserve"> จึงได้มีการพัฒนาระบบ</w:t>
-      </w:r>
-      <w:r>
-        <w:rPr>
-          <w:rFonts w:ascii="TH SarabunPSK" w:hAnsi="TH SarabunPSK" w:cs="TH SarabunPSK"/>
-          <w:sz w:val="32"/>
-          <w:szCs w:val="32"/>
-          <w:cs/>
-        </w:rPr>
-        <w:t xml:space="preserve">สำหรับโรงพยาบาล </w:t>
-      </w:r>
-      <w:r>
-        <w:rPr>
-          <w:rFonts w:ascii="TH SarabunPSK" w:hAnsi="TH SarabunPSK" w:cs="TH SarabunPSK" w:hint="cs"/>
-          <w:sz w:val="32"/>
-          <w:szCs w:val="32"/>
-          <w:cs/>
-        </w:rPr>
-        <w:t>โดย</w:t>
-      </w:r>
-      <w:r>
-        <w:rPr>
-          <w:rFonts w:ascii="TH SarabunPSK" w:hAnsi="TH SarabunPSK" w:cs="TH SarabunPSK"/>
-          <w:sz w:val="32"/>
-          <w:szCs w:val="32"/>
-          <w:cs/>
-        </w:rPr>
-        <w:t>การนำระบบเทคโนโลยีมาใช้จัดการด้านการแพทย์ เป็นการจัดเก็บข้อมูลต่างๆ</w:t>
-      </w:r>
-      <w:r>
-        <w:rPr>
-          <w:rFonts w:ascii="TH SarabunPSK" w:hAnsi="TH SarabunPSK" w:cs="TH SarabunPSK" w:hint="cs"/>
-          <w:sz w:val="32"/>
-          <w:szCs w:val="32"/>
-          <w:cs/>
-        </w:rPr>
-        <w:t>ใน</w:t>
-      </w:r>
-      <w:r>
-        <w:rPr>
-          <w:rFonts w:ascii="TH SarabunPSK" w:hAnsi="TH SarabunPSK" w:cs="TH SarabunPSK"/>
-          <w:sz w:val="32"/>
-          <w:szCs w:val="32"/>
-          <w:cs/>
-        </w:rPr>
-        <w:t xml:space="preserve">ระบบ </w:t>
-      </w:r>
-      <w:r>
-        <w:rPr>
-          <w:rFonts w:ascii="TH SarabunPSK" w:hAnsi="TH SarabunPSK" w:cs="TH SarabunPSK"/>
-          <w:sz w:val="32"/>
-          <w:szCs w:val="32"/>
-        </w:rPr>
-        <w:t xml:space="preserve">Doctor </w:t>
-      </w:r>
-      <w:r>
-        <w:rPr>
-          <w:rFonts w:ascii="TH SarabunPSK" w:hAnsi="TH SarabunPSK" w:cs="TH SarabunPSK"/>
-          <w:sz w:val="32"/>
-          <w:szCs w:val="32"/>
-        </w:rPr>
-        <w:t>fee</w:t>
-      </w:r>
-      <w:r>
-        <w:rPr>
-          <w:rFonts w:ascii="TH SarabunPSK" w:hAnsi="TH SarabunPSK" w:cs="TH SarabunPSK"/>
-          <w:sz w:val="32"/>
-          <w:szCs w:val="32"/>
-        </w:rPr>
-        <w:t xml:space="preserve"> </w:t>
-      </w:r>
-      <w:r>
-        <w:rPr>
-          <w:rFonts w:ascii="TH SarabunPSK" w:hAnsi="TH SarabunPSK" w:cs="TH SarabunPSK"/>
-          <w:sz w:val="32"/>
-          <w:szCs w:val="32"/>
-          <w:cs/>
-        </w:rPr>
-        <w:t>มาเป็นผู้ช่วย จัดเก็บ จัดระเบียบข้อมูลของแพทย์ รวมถึงข้อมูลทาง</w:t>
-      </w:r>
-      <w:r>
-        <w:rPr>
-          <w:rFonts w:ascii="TH SarabunPSK" w:hAnsi="TH SarabunPSK" w:cs="TH SarabunPSK" w:hint="cs"/>
-          <w:sz w:val="32"/>
-          <w:szCs w:val="32"/>
-          <w:cs/>
-        </w:rPr>
-        <w:t>ในการทำจ่ายค่าธรรมเนียมแพทย์</w:t>
-      </w:r>
-      <w:r>
-        <w:rPr>
-          <w:rFonts w:ascii="TH SarabunPSK" w:hAnsi="TH SarabunPSK" w:cs="TH SarabunPSK"/>
-          <w:sz w:val="32"/>
-          <w:szCs w:val="32"/>
-          <w:cs/>
-        </w:rPr>
-        <w:t xml:space="preserve"> เพื่อความสะดวกในการใช้งานและง่ายต่อทุกหน่วยงานในองค์กร ดังนั้นจึงต้องมีกา</w:t>
-      </w:r>
-      <w:r>
-        <w:rPr>
-          <w:rFonts w:ascii="TH SarabunPSK" w:hAnsi="TH SarabunPSK" w:cs="TH SarabunPSK" w:hint="cs"/>
-          <w:sz w:val="32"/>
-          <w:szCs w:val="32"/>
-          <w:cs/>
-        </w:rPr>
-        <w:t>รสร้าง</w:t>
-      </w:r>
-      <w:r>
-        <w:rPr>
-          <w:rFonts w:ascii="TH SarabunPSK" w:hAnsi="TH SarabunPSK" w:cs="TH SarabunPSK"/>
-          <w:sz w:val="32"/>
-          <w:szCs w:val="32"/>
-          <w:cs/>
-        </w:rPr>
-        <w:t>หน้าจอ</w:t>
-      </w:r>
-      <w:r>
-        <w:rPr>
-          <w:rFonts w:ascii="TH SarabunPSK" w:hAnsi="TH SarabunPSK" w:cs="TH SarabunPSK" w:hint="cs"/>
-          <w:sz w:val="32"/>
-          <w:szCs w:val="32"/>
-          <w:cs/>
-        </w:rPr>
-        <w:t xml:space="preserve">ระบบด้วยโปรแกรม </w:t>
-      </w:r>
-      <w:r>
-        <w:rPr>
-          <w:rFonts w:ascii="TH SarabunPSK" w:hAnsi="TH SarabunPSK" w:cs="TH SarabunPSK"/>
-          <w:sz w:val="32"/>
-          <w:szCs w:val="32"/>
-        </w:rPr>
-        <w:t>eclipse</w:t>
-      </w:r>
-      <w:r>
-        <w:rPr>
-          <w:rFonts w:ascii="TH SarabunPSK" w:hAnsi="TH SarabunPSK" w:cs="TH SarabunPSK"/>
-          <w:sz w:val="32"/>
-          <w:szCs w:val="32"/>
-        </w:rPr>
-        <w:t xml:space="preserve"> </w:t>
-      </w:r>
-      <w:r>
-        <w:rPr>
-          <w:rFonts w:ascii="TH SarabunPSK" w:hAnsi="TH SarabunPSK" w:cs="TH SarabunPSK"/>
-          <w:sz w:val="32"/>
-          <w:szCs w:val="32"/>
-          <w:cs/>
-        </w:rPr>
-        <w:t>เป็นขั้นตอนสำคัญในการพัฒนา</w:t>
-      </w:r>
-      <w:r>
-        <w:rPr>
-          <w:rFonts w:ascii="TH SarabunPSK" w:hAnsi="TH SarabunPSK" w:cs="TH SarabunPSK" w:hint="cs"/>
-          <w:sz w:val="32"/>
-          <w:szCs w:val="32"/>
-          <w:cs/>
-        </w:rPr>
-        <w:t>ระบบ</w:t>
-      </w:r>
-      <w:r>
-        <w:rPr>
-          <w:rFonts w:ascii="TH SarabunPSK" w:hAnsi="TH SarabunPSK" w:cs="TH SarabunPSK"/>
-          <w:sz w:val="32"/>
-          <w:szCs w:val="32"/>
-          <w:cs/>
-        </w:rPr>
-        <w:t xml:space="preserve"> เพื่อจะนำเสนอให้กับทางโรงพยาบาล ให้มีประสิทธิภาพช่วยให้ผู้ใช้สามารถเข้าถึงข้อมูลและฟังก์ชันของ</w:t>
-      </w:r>
-      <w:r>
-        <w:rPr>
-          <w:rFonts w:ascii="TH SarabunPSK" w:hAnsi="TH SarabunPSK" w:cs="TH SarabunPSK" w:hint="cs"/>
-          <w:sz w:val="32"/>
-          <w:szCs w:val="32"/>
-          <w:cs/>
-        </w:rPr>
-        <w:t>ระบบ</w:t>
-      </w:r>
-      <w:r>
-        <w:rPr>
-          <w:rFonts w:ascii="TH SarabunPSK" w:hAnsi="TH SarabunPSK" w:cs="TH SarabunPSK"/>
-          <w:sz w:val="32"/>
-          <w:szCs w:val="32"/>
-          <w:cs/>
-        </w:rPr>
-        <w:t>ได้อย่างรวดเร็วและง่ายดายตามที่ต้องการอย่างมีประสิทธิภาพ</w:t>
-      </w:r>
-    </w:p>
-    <w:p>
-      <w:pPr>
-        <w:tabs>
-          <w:tab w:val="left" w:pos="567"/>
-        </w:tabs>
-        <w:spacing w:after="0"/>
-        <w:ind w:firstLine="567"/>
-        <w:jc w:val="thaiDistribute"/>
-        <w:rPr>
-          <w:rFonts w:ascii="TH SarabunPSK" w:hAnsi="TH SarabunPSK" w:cs="TH SarabunPSK"/>
-          <w:sz w:val="32"/>
-          <w:szCs w:val="32"/>
-        </w:rPr>
-      </w:pPr>
-      <w:r>
-        <w:rPr>
-          <w:rFonts w:ascii="TH SarabunPSK" w:hAnsi="TH SarabunPSK" w:cs="TH SarabunPSK"/>
-          <w:sz w:val="32"/>
-          <w:szCs w:val="32"/>
-          <w:cs/>
-        </w:rPr>
-        <w:tab/>
-      </w:r>
-      <w:r>
-        <w:rPr>
-          <w:rFonts w:ascii="TH SarabunPSK" w:hAnsi="TH SarabunPSK" w:cs="TH SarabunPSK" w:hint="cs"/>
-          <w:sz w:val="32"/>
-          <w:szCs w:val="32"/>
-          <w:cs/>
-        </w:rPr>
-        <w:t>สิ่งที่ได้จากการปฏิบัติงานสหกิจในครั้งนี้</w:t>
-      </w:r>
-      <w:r>
-        <w:rPr>
-          <w:rFonts w:ascii="TH SarabunPSK" w:hAnsi="TH SarabunPSK" w:cs="TH SarabunPSK"/>
-          <w:sz w:val="32"/>
-          <w:szCs w:val="32"/>
-          <w:cs/>
-        </w:rPr>
-        <w:t>ได้เรียนรู้ทักษะ</w:t>
-      </w:r>
-      <w:r>
-        <w:rPr>
-          <w:rFonts w:ascii="TH SarabunPSK" w:hAnsi="TH SarabunPSK" w:cs="TH SarabunPSK" w:hint="cs"/>
-          <w:sz w:val="32"/>
-          <w:szCs w:val="32"/>
-          <w:cs/>
-        </w:rPr>
-        <w:t>หลักการ</w:t>
-      </w:r>
-      <w:r>
-        <w:rPr>
-          <w:rFonts w:ascii="TH SarabunPSK" w:hAnsi="TH SarabunPSK" w:cs="TH SarabunPSK"/>
-          <w:sz w:val="32"/>
-          <w:szCs w:val="32"/>
-          <w:cs/>
-        </w:rPr>
-        <w:t>การ</w:t>
-      </w:r>
-      <w:r>
-        <w:rPr>
-          <w:rFonts w:ascii="TH SarabunPSK" w:hAnsi="TH SarabunPSK" w:cs="TH SarabunPSK" w:hint="cs"/>
-          <w:sz w:val="32"/>
-          <w:szCs w:val="32"/>
-          <w:cs/>
-        </w:rPr>
-        <w:t>ออกแบบการแสดงผลหน้าจอระบบเลือกเวลาเข้าทำงานของแพทย์</w:t>
-      </w:r>
-      <w:r>
-        <w:rPr>
-          <w:rFonts w:ascii="TH SarabunPSK" w:hAnsi="TH SarabunPSK" w:cs="TH SarabunPSK"/>
-          <w:sz w:val="32"/>
-          <w:szCs w:val="32"/>
-          <w:cs/>
-        </w:rPr>
-        <w:t xml:space="preserve"> </w:t>
-      </w:r>
-      <w:r>
-        <w:rPr>
-          <w:rFonts w:ascii="TH SarabunPSK" w:hAnsi="TH SarabunPSK" w:cs="TH SarabunPSK" w:hint="cs"/>
-          <w:sz w:val="32"/>
-          <w:szCs w:val="32"/>
-          <w:cs/>
-        </w:rPr>
-        <w:t>เพื่อ</w:t>
-      </w:r>
-      <w:r>
-        <w:rPr>
-          <w:rFonts w:ascii="TH SarabunPSK" w:hAnsi="TH SarabunPSK" w:cs="TH SarabunPSK" w:hint="cs"/>
-          <w:sz w:val="32"/>
-          <w:szCs w:val="32"/>
-          <w:cs/>
-        </w:rPr>
-        <w:t>นำเวลาการเข้าทำงานของแพทย์ไปคำนวณในระบบการทำจ่ายค่าธรรมเนียมแพทย์</w:t>
-      </w:r>
-      <w:r>
-        <w:rPr>
-          <w:rFonts w:ascii="TH SarabunPSK" w:hAnsi="TH SarabunPSK" w:cs="TH SarabunPSK" w:hint="cs"/>
-          <w:sz w:val="32"/>
-          <w:szCs w:val="32"/>
-          <w:cs/>
-        </w:rPr>
-        <w:t xml:space="preserve"> รวมถึงการใช้โปรแกรม</w:t>
-      </w:r>
-      <w:r>
-        <w:rPr>
-          <w:rFonts w:ascii="TH SarabunPSK" w:hAnsi="TH SarabunPSK" w:cs="TH SarabunPSK"/>
-          <w:sz w:val="32"/>
-          <w:szCs w:val="32"/>
-          <w:cs/>
-        </w:rPr>
-        <w:t xml:space="preserve"> </w:t>
-      </w:r>
-      <w:r>
-        <w:rPr>
-          <w:rFonts w:ascii="TH SarabunPSK" w:hAnsi="TH SarabunPSK" w:cs="TH SarabunPSK"/>
-          <w:sz w:val="32"/>
-          <w:szCs w:val="32"/>
-        </w:rPr>
-        <w:t>eclipse</w:t>
-      </w:r>
-      <w:r>
-        <w:rPr>
-          <w:rFonts w:ascii="TH SarabunPSK" w:hAnsi="TH SarabunPSK" w:cs="TH SarabunPSK"/>
-          <w:sz w:val="32"/>
-          <w:szCs w:val="32"/>
-        </w:rPr>
-        <w:t xml:space="preserve"> </w:t>
-      </w:r>
-      <w:r>
-        <w:rPr>
-          <w:rFonts w:ascii="TH SarabunPSK" w:hAnsi="TH SarabunPSK" w:cs="TH SarabunPSK" w:hint="cs"/>
-          <w:sz w:val="32"/>
-          <w:szCs w:val="32"/>
-          <w:cs/>
-        </w:rPr>
-        <w:t>สามารถเอาไปต่อยอดอาชีพในอนาคตได้อีกด้วย</w:t>
-      </w:r>
-    </w:p>
-    <w:p>
-      <w:pPr>
-        <w:tabs>
-          <w:tab w:val="left" w:pos="567"/>
-        </w:tabs>
-        <w:spacing w:after="0"/>
-        <w:ind w:firstLine="567"/>
-        <w:jc w:val="thaiDistribute"/>
-        <w:rPr>
-          <w:rFonts w:ascii="TH SarabunPSK" w:hAnsi="TH SarabunPSK" w:cs="TH SarabunPSK"/>
-          <w:sz w:val="32"/>
-          <w:szCs w:val="32"/>
-        </w:rPr>
-      </w:pPr>
+        <w:t>ผลการพัฒนาพบว่าระบบผู้ช่วยอัตโนมัติสามารถลดภาระงานซ้ำซ้อน เพิ่มความถูกต้องของข้อมูล ยกระดับประสิทธิภาพการสื่อสารภายในองค์กร และช่วยให้ผู้บริหารสามารถเข้าถึงข้อมูลสำคัญได้อย่างทันท่วงที อันนำไปสู่การทำงานที่มีมาตรฐานและประสิทธิผลมากยิ่งขึ้น</w:t>
+      </w:r>
     </w:p>
     <w:p>
       <w:pPr>

--- a/บทคัดย่อ.docx
+++ b/บทคัดย่อ.docx
@@ -1,6 +1,6 @@
 
 <file path=word/document.xml><?xml version="1.0" encoding="utf-8"?>
-<w:document xmlns:wpc="http://schemas.microsoft.com/office/word/2010/wordprocessingCanvas" xmlns:cx="http://schemas.microsoft.com/office/drawing/2014/chartex" xmlns:cx1="http://schemas.microsoft.com/office/drawing/2015/9/8/chartex" xmlns:cx2="http://schemas.microsoft.com/office/drawing/2015/10/21/chartex" xmlns:cx3="http://schemas.microsoft.com/office/drawing/2016/5/9/chartex" xmlns:cx4="http://schemas.microsoft.com/office/drawing/2016/5/10/chartex" xmlns:cx5="http://schemas.microsoft.com/office/drawing/2016/5/11/chartex" xmlns:cx6="http://schemas.microsoft.com/office/drawing/2016/5/12/chartex" xmlns:cx7="http://schemas.microsoft.com/office/drawing/2016/5/13/chartex" xmlns:cx8="http://schemas.microsoft.com/office/drawing/2016/5/14/chartex" xmlns:mc="http://schemas.openxmlformats.org/markup-compatibility/2006" xmlns:aink="http://schemas.microsoft.com/office/drawing/2016/ink" xmlns:am3d="http://schemas.microsoft.com/office/drawing/2017/model3d" xmlns:o="urn:schemas-microsoft-com:office:office" xmlns:oel="http://schemas.microsoft.com/office/2019/extlst" xmlns:r="http://schemas.openxmlformats.org/officeDocument/2006/relationships" xmlns:m="http://schemas.openxmlformats.org/officeDocument/2006/math" xmlns:v="urn:schemas-microsoft-com:vml" xmlns:wp14="http://schemas.microsoft.com/office/word/2010/wordprocessingDrawing" xmlns:wp="http://schemas.openxmlformats.org/drawingml/2006/wordprocessingDrawing" xmlns:w10="urn:schemas-microsoft-com:office:word" xmlns:w="http://schemas.openxmlformats.org/wordprocessingml/2006/main" xmlns:w14="http://schemas.microsoft.com/office/word/2010/wordml" xmlns:w15="http://schemas.microsoft.com/office/word/2012/wordml" xmlns:w16cex="http://schemas.microsoft.com/office/word/2018/wordml/cex" xmlns:w16cid="http://schemas.microsoft.com/office/word/2016/wordml/cid" xmlns:w16="http://schemas.microsoft.com/office/word/2018/wordml" xmlns:w16du="http://schemas.microsoft.com/office/word/2023/wordml/word16du" xmlns:w16sdtdh="http://schemas.microsoft.com/office/word/2020/wordml/sdtdatahash" xmlns:w16sdtfl="http://schemas.microsoft.com/office/word/2024/wordml/sdtformatlock" xmlns:w16se="http://schemas.microsoft.com/office/word/2015/wordml/symex" xmlns:wpg="http://schemas.microsoft.com/office/word/2010/wordprocessingGroup" xmlns:wpi="http://schemas.microsoft.com/office/word/2010/wordprocessingInk" xmlns:wne="http://schemas.microsoft.com/office/word/2006/wordml" xmlns:wps="http://schemas.microsoft.com/office/word/2010/wordprocessingShape" mc:Ignorable="w14 w15 w16se w16cid w16 w16cex w16sdtdh w16sdtfl w16du wp14">
+<w:document xmlns:wpc="http://schemas.microsoft.com/office/word/2010/wordprocessingCanvas" xmlns:cx="http://schemas.microsoft.com/office/drawing/2014/chartex" xmlns:cx1="http://schemas.microsoft.com/office/drawing/2015/9/8/chartex" xmlns:cx2="http://schemas.microsoft.com/office/drawing/2015/10/21/chartex" xmlns:cx3="http://schemas.microsoft.com/office/drawing/2016/5/9/chartex" xmlns:cx4="http://schemas.microsoft.com/office/drawing/2016/5/10/chartex" xmlns:cx5="http://schemas.microsoft.com/office/drawing/2016/5/11/chartex" xmlns:cx6="http://schemas.microsoft.com/office/drawing/2016/5/12/chartex" xmlns:cx7="http://schemas.microsoft.com/office/drawing/2016/5/13/chartex" xmlns:cx8="http://schemas.microsoft.com/office/drawing/2016/5/14/chartex" xmlns:mc="http://schemas.openxmlformats.org/markup-compatibility/2006" xmlns:aink="http://schemas.microsoft.com/office/drawing/2016/ink" xmlns:am3d="http://schemas.microsoft.com/office/drawing/2017/model3d" xmlns:o="urn:schemas-microsoft-com:office:office" xmlns:r="http://schemas.openxmlformats.org/officeDocument/2006/relationships" xmlns:m="http://schemas.openxmlformats.org/officeDocument/2006/math" xmlns:v="urn:schemas-microsoft-com:vml" xmlns:wp14="http://schemas.microsoft.com/office/word/2010/wordprocessingDrawing" xmlns:wp="http://schemas.openxmlformats.org/drawingml/2006/wordprocessingDrawing" xmlns:w10="urn:schemas-microsoft-com:office:word" xmlns:w="http://schemas.openxmlformats.org/wordprocessingml/2006/main" xmlns:w14="http://schemas.microsoft.com/office/word/2010/wordml" xmlns:w15="http://schemas.microsoft.com/office/word/2012/wordml" xmlns:w16cex="http://schemas.microsoft.com/office/word/2018/wordml/cex" xmlns:w16cid="http://schemas.microsoft.com/office/word/2016/wordml/cid" xmlns:w16="http://schemas.microsoft.com/office/word/2018/wordml" xmlns:w16sdtdh="http://schemas.microsoft.com/office/word/2020/wordml/sdtdatahash" xmlns:w16se="http://schemas.microsoft.com/office/word/2015/wordml/symex" xmlns:wpg="http://schemas.microsoft.com/office/word/2010/wordprocessingGroup" xmlns:wpi="http://schemas.microsoft.com/office/word/2010/wordprocessingInk" xmlns:wne="http://schemas.microsoft.com/office/word/2006/wordml" xmlns:wps="http://schemas.microsoft.com/office/word/2010/wordprocessingShape" mc:Ignorable="w14 w15 w16se w16cid w16 w16cex w16sdtdh wp14">
   <w:body>
     <w:p>
       <w:pPr>
@@ -60,7 +60,47 @@
           <w:szCs w:val="32"/>
           <w:cs/>
         </w:rPr>
-        <w:t xml:space="preserve">จากการที่ผู้จัดทำได้เข้าปฏิบัติงานสหกิจศึกษาที่บริษัท โค้ดแลบ เทค จำกัด ซึ่งประกอบธุรกิจด้านการพัฒนาซอฟต์แวร์ ได้เล็งเห็นปัญหาการทำงานธุรการและการสื่อสารภายในองค์กรที่ยังดำเนินอยู่บนเครื่องมือที่กระจัดกระจาย เช่น การนัดหมายในหลายปฏิทิน การแจ้งเตือนเหตุการณ์ผ่านข้อความ หรือการบันทึกยอดขายในสเปรดชีตหลายเวอร์ชัน ส่งผลให้เกิดข้อผิดพลาดและความล่าช้าในการทำงาน เพื่อแก้ไขปัญหาดังกล่าว จึงได้พัฒนาระบบ </w:t>
+        <w:t xml:space="preserve">จากการที่ผู้จัดทำได้เข้าปฏิบัติงานสหกิจศึกษาที่บริษัท โค้ดแลบ </w:t>
+      </w:r>
+      <w:proofErr w:type="spellStart"/>
+      <w:r>
+        <w:rPr>
+          <w:rFonts w:ascii="TH SarabunPSK" w:hAnsi="TH SarabunPSK" w:cs="TH SarabunPSK"/>
+          <w:sz w:val="32"/>
+          <w:szCs w:val="32"/>
+          <w:cs/>
+        </w:rPr>
+        <w:t>เทค</w:t>
+      </w:r>
+      <w:proofErr w:type="spellEnd"/>
+      <w:r>
+        <w:rPr>
+          <w:rFonts w:ascii="TH SarabunPSK" w:hAnsi="TH SarabunPSK" w:cs="TH SarabunPSK"/>
+          <w:sz w:val="32"/>
+          <w:szCs w:val="32"/>
+          <w:cs/>
+        </w:rPr>
+        <w:t xml:space="preserve"> จำกัด ซึ่งประกอบธุรกิจด้านการพัฒนาซอฟต์แวร์ ได้เล็งเห็นปัญหาการทำงานธุรการและการสื่อสารภายในองค์กรที่ยังดำเนินอยู่บนเครื่องมือที่กระจัดกระจาย เช่น การนัดหมายในหลายปฏิทิน การแจ้งเตือนเหตุการณ์ผ่านข้อความ หรือการบันทึกยอดขายในสเปรดชีตหลาย</w:t>
+      </w:r>
+      <w:proofErr w:type="spellStart"/>
+      <w:r>
+        <w:rPr>
+          <w:rFonts w:ascii="TH SarabunPSK" w:hAnsi="TH SarabunPSK" w:cs="TH SarabunPSK"/>
+          <w:sz w:val="32"/>
+          <w:szCs w:val="32"/>
+          <w:cs/>
+        </w:rPr>
+        <w:t>เวอร์ชัน</w:t>
+      </w:r>
+      <w:proofErr w:type="spellEnd"/>
+      <w:r>
+        <w:rPr>
+          <w:rFonts w:ascii="TH SarabunPSK" w:hAnsi="TH SarabunPSK" w:cs="TH SarabunPSK"/>
+          <w:sz w:val="32"/>
+          <w:szCs w:val="32"/>
+          <w:cs/>
+        </w:rPr>
+        <w:t xml:space="preserve"> ส่งผลให้เกิดข้อผิดพลาดและความล่าช้าในการทำงาน เพื่อแก้ไขปัญหาดังกล่าว จึงได้พัฒนาระบบ </w:t>
       </w:r>
       <w:r>
         <w:rPr>
@@ -111,7 +151,27 @@
           <w:szCs w:val="32"/>
           <w:cs/>
         </w:rPr>
-        <w:t xml:space="preserve">เป็นศูนย์กลางในการเชื่อมต่อและจัดการเวิร์กโฟลว์อัตโนมัติ ร่วมกับ </w:t>
+        <w:t>เป็นศูนย์กลางในการเชื่อมต่อและจัดการ</w:t>
+      </w:r>
+      <w:proofErr w:type="spellStart"/>
+      <w:r>
+        <w:rPr>
+          <w:rFonts w:ascii="TH SarabunPSK" w:hAnsi="TH SarabunPSK" w:cs="TH SarabunPSK"/>
+          <w:sz w:val="32"/>
+          <w:szCs w:val="32"/>
+          <w:cs/>
+        </w:rPr>
+        <w:t>เวิร์กโฟลว์</w:t>
+      </w:r>
+      <w:proofErr w:type="spellEnd"/>
+      <w:r>
+        <w:rPr>
+          <w:rFonts w:ascii="TH SarabunPSK" w:hAnsi="TH SarabunPSK" w:cs="TH SarabunPSK"/>
+          <w:sz w:val="32"/>
+          <w:szCs w:val="32"/>
+          <w:cs/>
+        </w:rPr>
+        <w:t xml:space="preserve">อัตโนมัติ ร่วมกับ </w:t>
       </w:r>
       <w:r>
         <w:rPr>
@@ -139,6 +199,21 @@
         </w:rPr>
         <w:t xml:space="preserve"> </w:t>
       </w:r>
+    </w:p>
+    <w:p>
+      <w:pPr>
+        <w:tabs>
+          <w:tab w:val="left" w:pos="567"/>
+        </w:tabs>
+        <w:spacing w:after="0"/>
+        <w:ind w:firstLine="567"/>
+        <w:jc w:val="thaiDistribute"/>
+        <w:rPr>
+          <w:rFonts w:ascii="TH SarabunPSK" w:hAnsi="TH SarabunPSK" w:cs="TH SarabunPSK"/>
+          <w:sz w:val="32"/>
+          <w:szCs w:val="32"/>
+        </w:rPr>
+      </w:pPr>
       <w:r>
         <w:rPr>
           <w:rFonts w:ascii="TH SarabunPSK" w:hAnsi="TH SarabunPSK" w:cs="TH SarabunPSK"/>
@@ -231,7 +306,31 @@
           <w:szCs w:val="32"/>
           <w:cs/>
         </w:rPr>
-        <w:t>เพื่อให้ข้อมูลอ่านง่ายบนมือถือ นอกจากนี้ ระบบยังรองรับการติดตามข้อมูลฝ่ายบุคคล เช่น การขาด</w:t>
+        <w:t xml:space="preserve">เพื่อให้ข้อมูลอ่านง่ายบนมือถือ นอกจากนี้ </w:t>
+      </w:r>
+    </w:p>
+    <w:p>
+      <w:pPr>
+        <w:tabs>
+          <w:tab w:val="left" w:pos="567"/>
+        </w:tabs>
+        <w:spacing w:after="0"/>
+        <w:ind w:firstLine="567"/>
+        <w:jc w:val="thaiDistribute"/>
+        <w:rPr>
+          <w:rFonts w:ascii="TH SarabunPSK" w:hAnsi="TH SarabunPSK" w:cs="TH SarabunPSK"/>
+          <w:sz w:val="32"/>
+          <w:szCs w:val="32"/>
+        </w:rPr>
+      </w:pPr>
+      <w:r>
+        <w:rPr>
+          <w:rFonts w:ascii="TH SarabunPSK" w:hAnsi="TH SarabunPSK" w:cs="TH SarabunPSK"/>
+          <w:sz w:val="32"/>
+          <w:szCs w:val="32"/>
+          <w:cs/>
+        </w:rPr>
+        <w:t>ระบบยังรองรับการติดตามข้อมูลฝ่ายบุคคล เช่น การขาด</w:t>
       </w:r>
       <w:r>
         <w:rPr>
@@ -327,7 +426,7 @@
 </file>
 
 <file path=word/endnotes.xml><?xml version="1.0" encoding="utf-8"?>
-<w:endnotes xmlns:wpc="http://schemas.microsoft.com/office/word/2010/wordprocessingCanvas" xmlns:cx="http://schemas.microsoft.com/office/drawing/2014/chartex" xmlns:cx1="http://schemas.microsoft.com/office/drawing/2015/9/8/chartex" xmlns:cx2="http://schemas.microsoft.com/office/drawing/2015/10/21/chartex" xmlns:cx3="http://schemas.microsoft.com/office/drawing/2016/5/9/chartex" xmlns:cx4="http://schemas.microsoft.com/office/drawing/2016/5/10/chartex" xmlns:cx5="http://schemas.microsoft.com/office/drawing/2016/5/11/chartex" xmlns:cx6="http://schemas.microsoft.com/office/drawing/2016/5/12/chartex" xmlns:cx7="http://schemas.microsoft.com/office/drawing/2016/5/13/chartex" xmlns:cx8="http://schemas.microsoft.com/office/drawing/2016/5/14/chartex" xmlns:mc="http://schemas.openxmlformats.org/markup-compatibility/2006" xmlns:aink="http://schemas.microsoft.com/office/drawing/2016/ink" xmlns:am3d="http://schemas.microsoft.com/office/drawing/2017/model3d" xmlns:o="urn:schemas-microsoft-com:office:office" xmlns:oel="http://schemas.microsoft.com/office/2019/extlst" xmlns:r="http://schemas.openxmlformats.org/officeDocument/2006/relationships" xmlns:m="http://schemas.openxmlformats.org/officeDocument/2006/math" xmlns:v="urn:schemas-microsoft-com:vml" xmlns:wp14="http://schemas.microsoft.com/office/word/2010/wordprocessingDrawing" xmlns:wp="http://schemas.openxmlformats.org/drawingml/2006/wordprocessingDrawing" xmlns:w10="urn:schemas-microsoft-com:office:word" xmlns:w="http://schemas.openxmlformats.org/wordprocessingml/2006/main" xmlns:w14="http://schemas.microsoft.com/office/word/2010/wordml" xmlns:w15="http://schemas.microsoft.com/office/word/2012/wordml" xmlns:w16cex="http://schemas.microsoft.com/office/word/2018/wordml/cex" xmlns:w16cid="http://schemas.microsoft.com/office/word/2016/wordml/cid" xmlns:w16="http://schemas.microsoft.com/office/word/2018/wordml" xmlns:w16du="http://schemas.microsoft.com/office/word/2023/wordml/word16du" xmlns:w16sdtdh="http://schemas.microsoft.com/office/word/2020/wordml/sdtdatahash" xmlns:w16sdtfl="http://schemas.microsoft.com/office/word/2024/wordml/sdtformatlock" xmlns:w16se="http://schemas.microsoft.com/office/word/2015/wordml/symex" xmlns:wpg="http://schemas.microsoft.com/office/word/2010/wordprocessingGroup" xmlns:wpi="http://schemas.microsoft.com/office/word/2010/wordprocessingInk" xmlns:wne="http://schemas.microsoft.com/office/word/2006/wordml" xmlns:wps="http://schemas.microsoft.com/office/word/2010/wordprocessingShape" mc:Ignorable="w14 w15 w16se w16cid w16 w16cex w16sdtdh w16sdtfl w16du wp14">
+<w:endnotes xmlns:wpc="http://schemas.microsoft.com/office/word/2010/wordprocessingCanvas" xmlns:cx="http://schemas.microsoft.com/office/drawing/2014/chartex" xmlns:cx1="http://schemas.microsoft.com/office/drawing/2015/9/8/chartex" xmlns:cx2="http://schemas.microsoft.com/office/drawing/2015/10/21/chartex" xmlns:cx3="http://schemas.microsoft.com/office/drawing/2016/5/9/chartex" xmlns:cx4="http://schemas.microsoft.com/office/drawing/2016/5/10/chartex" xmlns:cx5="http://schemas.microsoft.com/office/drawing/2016/5/11/chartex" xmlns:cx6="http://schemas.microsoft.com/office/drawing/2016/5/12/chartex" xmlns:cx7="http://schemas.microsoft.com/office/drawing/2016/5/13/chartex" xmlns:cx8="http://schemas.microsoft.com/office/drawing/2016/5/14/chartex" xmlns:mc="http://schemas.openxmlformats.org/markup-compatibility/2006" xmlns:aink="http://schemas.microsoft.com/office/drawing/2016/ink" xmlns:am3d="http://schemas.microsoft.com/office/drawing/2017/model3d" xmlns:o="urn:schemas-microsoft-com:office:office" xmlns:r="http://schemas.openxmlformats.org/officeDocument/2006/relationships" xmlns:m="http://schemas.openxmlformats.org/officeDocument/2006/math" xmlns:v="urn:schemas-microsoft-com:vml" xmlns:wp14="http://schemas.microsoft.com/office/word/2010/wordprocessingDrawing" xmlns:wp="http://schemas.openxmlformats.org/drawingml/2006/wordprocessingDrawing" xmlns:w10="urn:schemas-microsoft-com:office:word" xmlns:w="http://schemas.openxmlformats.org/wordprocessingml/2006/main" xmlns:w14="http://schemas.microsoft.com/office/word/2010/wordml" xmlns:w15="http://schemas.microsoft.com/office/word/2012/wordml" xmlns:w16cex="http://schemas.microsoft.com/office/word/2018/wordml/cex" xmlns:w16cid="http://schemas.microsoft.com/office/word/2016/wordml/cid" xmlns:w16="http://schemas.microsoft.com/office/word/2018/wordml" xmlns:w16sdtdh="http://schemas.microsoft.com/office/word/2020/wordml/sdtdatahash" xmlns:w16se="http://schemas.microsoft.com/office/word/2015/wordml/symex" xmlns:wpg="http://schemas.microsoft.com/office/word/2010/wordprocessingGroup" xmlns:wpi="http://schemas.microsoft.com/office/word/2010/wordprocessingInk" xmlns:wne="http://schemas.microsoft.com/office/word/2006/wordml" xmlns:wps="http://schemas.microsoft.com/office/word/2010/wordprocessingShape" mc:Ignorable="w14 w15 w16se w16cid w16 w16cex w16sdtdh wp14">
   <w:endnote w:type="separator" w:id="-1">
     <w:p>
       <w:pPr>
@@ -352,7 +451,7 @@
 </file>
 
 <file path=word/footer1.xml><?xml version="1.0" encoding="utf-8"?>
-<w:ftr xmlns:wpc="http://schemas.microsoft.com/office/word/2010/wordprocessingCanvas" xmlns:cx="http://schemas.microsoft.com/office/drawing/2014/chartex" xmlns:cx1="http://schemas.microsoft.com/office/drawing/2015/9/8/chartex" xmlns:cx2="http://schemas.microsoft.com/office/drawing/2015/10/21/chartex" xmlns:cx3="http://schemas.microsoft.com/office/drawing/2016/5/9/chartex" xmlns:cx4="http://schemas.microsoft.com/office/drawing/2016/5/10/chartex" xmlns:cx5="http://schemas.microsoft.com/office/drawing/2016/5/11/chartex" xmlns:cx6="http://schemas.microsoft.com/office/drawing/2016/5/12/chartex" xmlns:cx7="http://schemas.microsoft.com/office/drawing/2016/5/13/chartex" xmlns:cx8="http://schemas.microsoft.com/office/drawing/2016/5/14/chartex" xmlns:mc="http://schemas.openxmlformats.org/markup-compatibility/2006" xmlns:aink="http://schemas.microsoft.com/office/drawing/2016/ink" xmlns:am3d="http://schemas.microsoft.com/office/drawing/2017/model3d" xmlns:o="urn:schemas-microsoft-com:office:office" xmlns:oel="http://schemas.microsoft.com/office/2019/extlst" xmlns:r="http://schemas.openxmlformats.org/officeDocument/2006/relationships" xmlns:m="http://schemas.openxmlformats.org/officeDocument/2006/math" xmlns:v="urn:schemas-microsoft-com:vml" xmlns:wp14="http://schemas.microsoft.com/office/word/2010/wordprocessingDrawing" xmlns:wp="http://schemas.openxmlformats.org/drawingml/2006/wordprocessingDrawing" xmlns:w10="urn:schemas-microsoft-com:office:word" xmlns:w="http://schemas.openxmlformats.org/wordprocessingml/2006/main" xmlns:w14="http://schemas.microsoft.com/office/word/2010/wordml" xmlns:w15="http://schemas.microsoft.com/office/word/2012/wordml" xmlns:w16cex="http://schemas.microsoft.com/office/word/2018/wordml/cex" xmlns:w16cid="http://schemas.microsoft.com/office/word/2016/wordml/cid" xmlns:w16="http://schemas.microsoft.com/office/word/2018/wordml" xmlns:w16du="http://schemas.microsoft.com/office/word/2023/wordml/word16du" xmlns:w16sdtdh="http://schemas.microsoft.com/office/word/2020/wordml/sdtdatahash" xmlns:w16sdtfl="http://schemas.microsoft.com/office/word/2024/wordml/sdtformatlock" xmlns:w16se="http://schemas.microsoft.com/office/word/2015/wordml/symex" xmlns:wpg="http://schemas.microsoft.com/office/word/2010/wordprocessingGroup" xmlns:wpi="http://schemas.microsoft.com/office/word/2010/wordprocessingInk" xmlns:wne="http://schemas.microsoft.com/office/word/2006/wordml" xmlns:wps="http://schemas.microsoft.com/office/word/2010/wordprocessingShape" mc:Ignorable="w14 w15 w16se w16cid w16 w16cex w16sdtdh w16sdtfl w16du wp14">
+<w:ftr xmlns:wpc="http://schemas.microsoft.com/office/word/2010/wordprocessingCanvas" xmlns:cx="http://schemas.microsoft.com/office/drawing/2014/chartex" xmlns:cx1="http://schemas.microsoft.com/office/drawing/2015/9/8/chartex" xmlns:cx2="http://schemas.microsoft.com/office/drawing/2015/10/21/chartex" xmlns:cx3="http://schemas.microsoft.com/office/drawing/2016/5/9/chartex" xmlns:cx4="http://schemas.microsoft.com/office/drawing/2016/5/10/chartex" xmlns:cx5="http://schemas.microsoft.com/office/drawing/2016/5/11/chartex" xmlns:cx6="http://schemas.microsoft.com/office/drawing/2016/5/12/chartex" xmlns:cx7="http://schemas.microsoft.com/office/drawing/2016/5/13/chartex" xmlns:cx8="http://schemas.microsoft.com/office/drawing/2016/5/14/chartex" xmlns:mc="http://schemas.openxmlformats.org/markup-compatibility/2006" xmlns:aink="http://schemas.microsoft.com/office/drawing/2016/ink" xmlns:am3d="http://schemas.microsoft.com/office/drawing/2017/model3d" xmlns:o="urn:schemas-microsoft-com:office:office" xmlns:r="http://schemas.openxmlformats.org/officeDocument/2006/relationships" xmlns:m="http://schemas.openxmlformats.org/officeDocument/2006/math" xmlns:v="urn:schemas-microsoft-com:vml" xmlns:wp14="http://schemas.microsoft.com/office/word/2010/wordprocessingDrawing" xmlns:wp="http://schemas.openxmlformats.org/drawingml/2006/wordprocessingDrawing" xmlns:w10="urn:schemas-microsoft-com:office:word" xmlns:w="http://schemas.openxmlformats.org/wordprocessingml/2006/main" xmlns:w14="http://schemas.microsoft.com/office/word/2010/wordml" xmlns:w15="http://schemas.microsoft.com/office/word/2012/wordml" xmlns:w16cex="http://schemas.microsoft.com/office/word/2018/wordml/cex" xmlns:w16cid="http://schemas.microsoft.com/office/word/2016/wordml/cid" xmlns:w16="http://schemas.microsoft.com/office/word/2018/wordml" xmlns:w16sdtdh="http://schemas.microsoft.com/office/word/2020/wordml/sdtdatahash" xmlns:w16se="http://schemas.microsoft.com/office/word/2015/wordml/symex" xmlns:wpg="http://schemas.microsoft.com/office/word/2010/wordprocessingGroup" xmlns:wpi="http://schemas.microsoft.com/office/word/2010/wordprocessingInk" xmlns:wne="http://schemas.microsoft.com/office/word/2006/wordml" xmlns:wps="http://schemas.microsoft.com/office/word/2010/wordprocessingShape" mc:Ignorable="w14 w15 w16se w16cid w16 w16cex w16sdtdh wp14">
   <w:sdt>
     <w:sdtPr>
       <w:id w:val="393553164"/>
@@ -371,7 +470,7 @@
     <w:sdtContent>
       <w:p>
         <w:pPr>
-          <w:pStyle w:val="a6"/>
+          <w:pStyle w:val="Footer"/>
           <w:jc w:val="center"/>
           <w:rPr>
             <w:rFonts w:ascii="TH SarabunPSK" w:hAnsi="TH SarabunPSK" w:cs="TH SarabunPSK"/>
@@ -428,7 +527,7 @@
 </file>
 
 <file path=word/footnotes.xml><?xml version="1.0" encoding="utf-8"?>
-<w:footnotes xmlns:wpc="http://schemas.microsoft.com/office/word/2010/wordprocessingCanvas" xmlns:cx="http://schemas.microsoft.com/office/drawing/2014/chartex" xmlns:cx1="http://schemas.microsoft.com/office/drawing/2015/9/8/chartex" xmlns:cx2="http://schemas.microsoft.com/office/drawing/2015/10/21/chartex" xmlns:cx3="http://schemas.microsoft.com/office/drawing/2016/5/9/chartex" xmlns:cx4="http://schemas.microsoft.com/office/drawing/2016/5/10/chartex" xmlns:cx5="http://schemas.microsoft.com/office/drawing/2016/5/11/chartex" xmlns:cx6="http://schemas.microsoft.com/office/drawing/2016/5/12/chartex" xmlns:cx7="http://schemas.microsoft.com/office/drawing/2016/5/13/chartex" xmlns:cx8="http://schemas.microsoft.com/office/drawing/2016/5/14/chartex" xmlns:mc="http://schemas.openxmlformats.org/markup-compatibility/2006" xmlns:aink="http://schemas.microsoft.com/office/drawing/2016/ink" xmlns:am3d="http://schemas.microsoft.com/office/drawing/2017/model3d" xmlns:o="urn:schemas-microsoft-com:office:office" xmlns:oel="http://schemas.microsoft.com/office/2019/extlst" xmlns:r="http://schemas.openxmlformats.org/officeDocument/2006/relationships" xmlns:m="http://schemas.openxmlformats.org/officeDocument/2006/math" xmlns:v="urn:schemas-microsoft-com:vml" xmlns:wp14="http://schemas.microsoft.com/office/word/2010/wordprocessingDrawing" xmlns:wp="http://schemas.openxmlformats.org/drawingml/2006/wordprocessingDrawing" xmlns:w10="urn:schemas-microsoft-com:office:word" xmlns:w="http://schemas.openxmlformats.org/wordprocessingml/2006/main" xmlns:w14="http://schemas.microsoft.com/office/word/2010/wordml" xmlns:w15="http://schemas.microsoft.com/office/word/2012/wordml" xmlns:w16cex="http://schemas.microsoft.com/office/word/2018/wordml/cex" xmlns:w16cid="http://schemas.microsoft.com/office/word/2016/wordml/cid" xmlns:w16="http://schemas.microsoft.com/office/word/2018/wordml" xmlns:w16du="http://schemas.microsoft.com/office/word/2023/wordml/word16du" xmlns:w16sdtdh="http://schemas.microsoft.com/office/word/2020/wordml/sdtdatahash" xmlns:w16sdtfl="http://schemas.microsoft.com/office/word/2024/wordml/sdtformatlock" xmlns:w16se="http://schemas.microsoft.com/office/word/2015/wordml/symex" xmlns:wpg="http://schemas.microsoft.com/office/word/2010/wordprocessingGroup" xmlns:wpi="http://schemas.microsoft.com/office/word/2010/wordprocessingInk" xmlns:wne="http://schemas.microsoft.com/office/word/2006/wordml" xmlns:wps="http://schemas.microsoft.com/office/word/2010/wordprocessingShape" mc:Ignorable="w14 w15 w16se w16cid w16 w16cex w16sdtdh w16sdtfl w16du wp14">
+<w:footnotes xmlns:wpc="http://schemas.microsoft.com/office/word/2010/wordprocessingCanvas" xmlns:cx="http://schemas.microsoft.com/office/drawing/2014/chartex" xmlns:cx1="http://schemas.microsoft.com/office/drawing/2015/9/8/chartex" xmlns:cx2="http://schemas.microsoft.com/office/drawing/2015/10/21/chartex" xmlns:cx3="http://schemas.microsoft.com/office/drawing/2016/5/9/chartex" xmlns:cx4="http://schemas.microsoft.com/office/drawing/2016/5/10/chartex" xmlns:cx5="http://schemas.microsoft.com/office/drawing/2016/5/11/chartex" xmlns:cx6="http://schemas.microsoft.com/office/drawing/2016/5/12/chartex" xmlns:cx7="http://schemas.microsoft.com/office/drawing/2016/5/13/chartex" xmlns:cx8="http://schemas.microsoft.com/office/drawing/2016/5/14/chartex" xmlns:mc="http://schemas.openxmlformats.org/markup-compatibility/2006" xmlns:aink="http://schemas.microsoft.com/office/drawing/2016/ink" xmlns:am3d="http://schemas.microsoft.com/office/drawing/2017/model3d" xmlns:o="urn:schemas-microsoft-com:office:office" xmlns:r="http://schemas.openxmlformats.org/officeDocument/2006/relationships" xmlns:m="http://schemas.openxmlformats.org/officeDocument/2006/math" xmlns:v="urn:schemas-microsoft-com:vml" xmlns:wp14="http://schemas.microsoft.com/office/word/2010/wordprocessingDrawing" xmlns:wp="http://schemas.openxmlformats.org/drawingml/2006/wordprocessingDrawing" xmlns:w10="urn:schemas-microsoft-com:office:word" xmlns:w="http://schemas.openxmlformats.org/wordprocessingml/2006/main" xmlns:w14="http://schemas.microsoft.com/office/word/2010/wordml" xmlns:w15="http://schemas.microsoft.com/office/word/2012/wordml" xmlns:w16cex="http://schemas.microsoft.com/office/word/2018/wordml/cex" xmlns:w16cid="http://schemas.microsoft.com/office/word/2016/wordml/cid" xmlns:w16="http://schemas.microsoft.com/office/word/2018/wordml" xmlns:w16sdtdh="http://schemas.microsoft.com/office/word/2020/wordml/sdtdatahash" xmlns:w16se="http://schemas.microsoft.com/office/word/2015/wordml/symex" xmlns:wpg="http://schemas.microsoft.com/office/word/2010/wordprocessingGroup" xmlns:wpi="http://schemas.microsoft.com/office/word/2010/wordprocessingInk" xmlns:wne="http://schemas.microsoft.com/office/word/2006/wordml" xmlns:wps="http://schemas.microsoft.com/office/word/2010/wordprocessingShape" mc:Ignorable="w14 w15 w16se w16cid w16 w16cex w16sdtdh wp14">
   <w:footnote w:type="separator" w:id="-1">
     <w:p>
       <w:pPr>
@@ -453,10 +552,10 @@
 </file>
 
 <file path=word/header1.xml><?xml version="1.0" encoding="utf-8"?>
-<w:hdr xmlns:wpc="http://schemas.microsoft.com/office/word/2010/wordprocessingCanvas" xmlns:cx="http://schemas.microsoft.com/office/drawing/2014/chartex" xmlns:cx1="http://schemas.microsoft.com/office/drawing/2015/9/8/chartex" xmlns:cx2="http://schemas.microsoft.com/office/drawing/2015/10/21/chartex" xmlns:cx3="http://schemas.microsoft.com/office/drawing/2016/5/9/chartex" xmlns:cx4="http://schemas.microsoft.com/office/drawing/2016/5/10/chartex" xmlns:cx5="http://schemas.microsoft.com/office/drawing/2016/5/11/chartex" xmlns:cx6="http://schemas.microsoft.com/office/drawing/2016/5/12/chartex" xmlns:cx7="http://schemas.microsoft.com/office/drawing/2016/5/13/chartex" xmlns:cx8="http://schemas.microsoft.com/office/drawing/2016/5/14/chartex" xmlns:mc="http://schemas.openxmlformats.org/markup-compatibility/2006" xmlns:aink="http://schemas.microsoft.com/office/drawing/2016/ink" xmlns:am3d="http://schemas.microsoft.com/office/drawing/2017/model3d" xmlns:o="urn:schemas-microsoft-com:office:office" xmlns:oel="http://schemas.microsoft.com/office/2019/extlst" xmlns:r="http://schemas.openxmlformats.org/officeDocument/2006/relationships" xmlns:m="http://schemas.openxmlformats.org/officeDocument/2006/math" xmlns:v="urn:schemas-microsoft-com:vml" xmlns:wp14="http://schemas.microsoft.com/office/word/2010/wordprocessingDrawing" xmlns:wp="http://schemas.openxmlformats.org/drawingml/2006/wordprocessingDrawing" xmlns:w10="urn:schemas-microsoft-com:office:word" xmlns:w="http://schemas.openxmlformats.org/wordprocessingml/2006/main" xmlns:w14="http://schemas.microsoft.com/office/word/2010/wordml" xmlns:w15="http://schemas.microsoft.com/office/word/2012/wordml" xmlns:w16cex="http://schemas.microsoft.com/office/word/2018/wordml/cex" xmlns:w16cid="http://schemas.microsoft.com/office/word/2016/wordml/cid" xmlns:w16="http://schemas.microsoft.com/office/word/2018/wordml" xmlns:w16du="http://schemas.microsoft.com/office/word/2023/wordml/word16du" xmlns:w16sdtdh="http://schemas.microsoft.com/office/word/2020/wordml/sdtdatahash" xmlns:w16sdtfl="http://schemas.microsoft.com/office/word/2024/wordml/sdtformatlock" xmlns:w16se="http://schemas.microsoft.com/office/word/2015/wordml/symex" xmlns:wpg="http://schemas.microsoft.com/office/word/2010/wordprocessingGroup" xmlns:wpi="http://schemas.microsoft.com/office/word/2010/wordprocessingInk" xmlns:wne="http://schemas.microsoft.com/office/word/2006/wordml" xmlns:wps="http://schemas.microsoft.com/office/word/2010/wordprocessingShape" mc:Ignorable="w14 w15 w16se w16cid w16 w16cex w16sdtdh w16sdtfl w16du wp14">
+<w:hdr xmlns:wpc="http://schemas.microsoft.com/office/word/2010/wordprocessingCanvas" xmlns:cx="http://schemas.microsoft.com/office/drawing/2014/chartex" xmlns:cx1="http://schemas.microsoft.com/office/drawing/2015/9/8/chartex" xmlns:cx2="http://schemas.microsoft.com/office/drawing/2015/10/21/chartex" xmlns:cx3="http://schemas.microsoft.com/office/drawing/2016/5/9/chartex" xmlns:cx4="http://schemas.microsoft.com/office/drawing/2016/5/10/chartex" xmlns:cx5="http://schemas.microsoft.com/office/drawing/2016/5/11/chartex" xmlns:cx6="http://schemas.microsoft.com/office/drawing/2016/5/12/chartex" xmlns:cx7="http://schemas.microsoft.com/office/drawing/2016/5/13/chartex" xmlns:cx8="http://schemas.microsoft.com/office/drawing/2016/5/14/chartex" xmlns:mc="http://schemas.openxmlformats.org/markup-compatibility/2006" xmlns:aink="http://schemas.microsoft.com/office/drawing/2016/ink" xmlns:am3d="http://schemas.microsoft.com/office/drawing/2017/model3d" xmlns:o="urn:schemas-microsoft-com:office:office" xmlns:r="http://schemas.openxmlformats.org/officeDocument/2006/relationships" xmlns:m="http://schemas.openxmlformats.org/officeDocument/2006/math" xmlns:v="urn:schemas-microsoft-com:vml" xmlns:wp14="http://schemas.microsoft.com/office/word/2010/wordprocessingDrawing" xmlns:wp="http://schemas.openxmlformats.org/drawingml/2006/wordprocessingDrawing" xmlns:w10="urn:schemas-microsoft-com:office:word" xmlns:w="http://schemas.openxmlformats.org/wordprocessingml/2006/main" xmlns:w14="http://schemas.microsoft.com/office/word/2010/wordml" xmlns:w15="http://schemas.microsoft.com/office/word/2012/wordml" xmlns:w16cex="http://schemas.microsoft.com/office/word/2018/wordml/cex" xmlns:w16cid="http://schemas.microsoft.com/office/word/2016/wordml/cid" xmlns:w16="http://schemas.microsoft.com/office/word/2018/wordml" xmlns:w16sdtdh="http://schemas.microsoft.com/office/word/2020/wordml/sdtdatahash" xmlns:w16se="http://schemas.microsoft.com/office/word/2015/wordml/symex" xmlns:wpg="http://schemas.microsoft.com/office/word/2010/wordprocessingGroup" xmlns:wpi="http://schemas.microsoft.com/office/word/2010/wordprocessingInk" xmlns:wne="http://schemas.microsoft.com/office/word/2006/wordml" xmlns:wps="http://schemas.microsoft.com/office/word/2010/wordprocessingShape" mc:Ignorable="w14 w15 w16se w16cid w16 w16cex w16sdtdh wp14">
   <w:p>
     <w:pPr>
-      <w:pStyle w:val="a4"/>
+      <w:pStyle w:val="Header"/>
       <w:jc w:val="right"/>
     </w:pPr>
   </w:p>
@@ -464,7 +563,7 @@
 </file>
 
 <file path=word/numbering.xml><?xml version="1.0" encoding="utf-8"?>
-<w:numbering xmlns:wpc="http://schemas.microsoft.com/office/word/2010/wordprocessingCanvas" xmlns:cx="http://schemas.microsoft.com/office/drawing/2014/chartex" xmlns:cx1="http://schemas.microsoft.com/office/drawing/2015/9/8/chartex" xmlns:cx2="http://schemas.microsoft.com/office/drawing/2015/10/21/chartex" xmlns:cx3="http://schemas.microsoft.com/office/drawing/2016/5/9/chartex" xmlns:cx4="http://schemas.microsoft.com/office/drawing/2016/5/10/chartex" xmlns:cx5="http://schemas.microsoft.com/office/drawing/2016/5/11/chartex" xmlns:cx6="http://schemas.microsoft.com/office/drawing/2016/5/12/chartex" xmlns:cx7="http://schemas.microsoft.com/office/drawing/2016/5/13/chartex" xmlns:cx8="http://schemas.microsoft.com/office/drawing/2016/5/14/chartex" xmlns:mc="http://schemas.openxmlformats.org/markup-compatibility/2006" xmlns:aink="http://schemas.microsoft.com/office/drawing/2016/ink" xmlns:am3d="http://schemas.microsoft.com/office/drawing/2017/model3d" xmlns:o="urn:schemas-microsoft-com:office:office" xmlns:oel="http://schemas.microsoft.com/office/2019/extlst" xmlns:r="http://schemas.openxmlformats.org/officeDocument/2006/relationships" xmlns:m="http://schemas.openxmlformats.org/officeDocument/2006/math" xmlns:v="urn:schemas-microsoft-com:vml" xmlns:wp14="http://schemas.microsoft.com/office/word/2010/wordprocessingDrawing" xmlns:wp="http://schemas.openxmlformats.org/drawingml/2006/wordprocessingDrawing" xmlns:w10="urn:schemas-microsoft-com:office:word" xmlns:w="http://schemas.openxmlformats.org/wordprocessingml/2006/main" xmlns:w14="http://schemas.microsoft.com/office/word/2010/wordml" xmlns:w15="http://schemas.microsoft.com/office/word/2012/wordml" xmlns:w16cex="http://schemas.microsoft.com/office/word/2018/wordml/cex" xmlns:w16cid="http://schemas.microsoft.com/office/word/2016/wordml/cid" xmlns:w16="http://schemas.microsoft.com/office/word/2018/wordml" xmlns:w16du="http://schemas.microsoft.com/office/word/2023/wordml/word16du" xmlns:w16sdtdh="http://schemas.microsoft.com/office/word/2020/wordml/sdtdatahash" xmlns:w16sdtfl="http://schemas.microsoft.com/office/word/2024/wordml/sdtformatlock" xmlns:w16se="http://schemas.microsoft.com/office/word/2015/wordml/symex" xmlns:wpg="http://schemas.microsoft.com/office/word/2010/wordprocessingGroup" xmlns:wpi="http://schemas.microsoft.com/office/word/2010/wordprocessingInk" xmlns:wne="http://schemas.microsoft.com/office/word/2006/wordml" xmlns:wps="http://schemas.microsoft.com/office/word/2010/wordprocessingShape" mc:Ignorable="w14 w15 w16se w16cid w16 w16cex w16sdtdh w16sdtfl w16du wp14">
+<w:numbering xmlns:wpc="http://schemas.microsoft.com/office/word/2010/wordprocessingCanvas" xmlns:cx="http://schemas.microsoft.com/office/drawing/2014/chartex" xmlns:cx1="http://schemas.microsoft.com/office/drawing/2015/9/8/chartex" xmlns:cx2="http://schemas.microsoft.com/office/drawing/2015/10/21/chartex" xmlns:cx3="http://schemas.microsoft.com/office/drawing/2016/5/9/chartex" xmlns:cx4="http://schemas.microsoft.com/office/drawing/2016/5/10/chartex" xmlns:cx5="http://schemas.microsoft.com/office/drawing/2016/5/11/chartex" xmlns:cx6="http://schemas.microsoft.com/office/drawing/2016/5/12/chartex" xmlns:cx7="http://schemas.microsoft.com/office/drawing/2016/5/13/chartex" xmlns:cx8="http://schemas.microsoft.com/office/drawing/2016/5/14/chartex" xmlns:mc="http://schemas.openxmlformats.org/markup-compatibility/2006" xmlns:aink="http://schemas.microsoft.com/office/drawing/2016/ink" xmlns:am3d="http://schemas.microsoft.com/office/drawing/2017/model3d" xmlns:o="urn:schemas-microsoft-com:office:office" xmlns:r="http://schemas.openxmlformats.org/officeDocument/2006/relationships" xmlns:m="http://schemas.openxmlformats.org/officeDocument/2006/math" xmlns:v="urn:schemas-microsoft-com:vml" xmlns:wp14="http://schemas.microsoft.com/office/word/2010/wordprocessingDrawing" xmlns:wp="http://schemas.openxmlformats.org/drawingml/2006/wordprocessingDrawing" xmlns:w10="urn:schemas-microsoft-com:office:word" xmlns:w="http://schemas.openxmlformats.org/wordprocessingml/2006/main" xmlns:w14="http://schemas.microsoft.com/office/word/2010/wordml" xmlns:w15="http://schemas.microsoft.com/office/word/2012/wordml" xmlns:w16cex="http://schemas.microsoft.com/office/word/2018/wordml/cex" xmlns:w16cid="http://schemas.microsoft.com/office/word/2016/wordml/cid" xmlns:w16="http://schemas.microsoft.com/office/word/2018/wordml" xmlns:w16sdtdh="http://schemas.microsoft.com/office/word/2020/wordml/sdtdatahash" xmlns:w16se="http://schemas.microsoft.com/office/word/2015/wordml/symex" xmlns:wpg="http://schemas.microsoft.com/office/word/2010/wordprocessingGroup" xmlns:wpi="http://schemas.microsoft.com/office/word/2010/wordprocessingInk" xmlns:wne="http://schemas.microsoft.com/office/word/2006/wordml" xmlns:wps="http://schemas.microsoft.com/office/word/2010/wordprocessingShape" mc:Ignorable="w14 w15 w16se w16cid w16 w16cex w16sdtdh wp14">
   <w:abstractNum w:abstractNumId="0" w15:restartNumberingAfterBreak="0">
     <w:nsid w:val="00E457BC"/>
     <w:multiLevelType w:val="hybridMultilevel"/>
@@ -2171,62 +2270,62 @@
       </w:pPr>
     </w:lvl>
   </w:abstractNum>
-  <w:num w:numId="1" w16cid:durableId="442266441">
+  <w:num w:numId="1">
     <w:abstractNumId w:val="0"/>
   </w:num>
-  <w:num w:numId="2" w16cid:durableId="796215245">
+  <w:num w:numId="2">
     <w:abstractNumId w:val="10"/>
   </w:num>
-  <w:num w:numId="3" w16cid:durableId="1219319023">
+  <w:num w:numId="3">
     <w:abstractNumId w:val="1"/>
   </w:num>
-  <w:num w:numId="4" w16cid:durableId="1876380021">
+  <w:num w:numId="4">
     <w:abstractNumId w:val="5"/>
   </w:num>
-  <w:num w:numId="5" w16cid:durableId="1299915212">
+  <w:num w:numId="5">
     <w:abstractNumId w:val="16"/>
   </w:num>
-  <w:num w:numId="6" w16cid:durableId="552423131">
+  <w:num w:numId="6">
     <w:abstractNumId w:val="11"/>
   </w:num>
-  <w:num w:numId="7" w16cid:durableId="1850487445">
+  <w:num w:numId="7">
     <w:abstractNumId w:val="12"/>
   </w:num>
-  <w:num w:numId="8" w16cid:durableId="848905469">
+  <w:num w:numId="8">
     <w:abstractNumId w:val="6"/>
   </w:num>
-  <w:num w:numId="9" w16cid:durableId="651832474">
+  <w:num w:numId="9">
     <w:abstractNumId w:val="3"/>
   </w:num>
-  <w:num w:numId="10" w16cid:durableId="1810825323">
+  <w:num w:numId="10">
     <w:abstractNumId w:val="8"/>
   </w:num>
-  <w:num w:numId="11" w16cid:durableId="1762987380">
+  <w:num w:numId="11">
     <w:abstractNumId w:val="9"/>
   </w:num>
-  <w:num w:numId="12" w16cid:durableId="820775195">
+  <w:num w:numId="12">
     <w:abstractNumId w:val="15"/>
   </w:num>
-  <w:num w:numId="13" w16cid:durableId="923302057">
+  <w:num w:numId="13">
     <w:abstractNumId w:val="7"/>
   </w:num>
-  <w:num w:numId="14" w16cid:durableId="413748316">
+  <w:num w:numId="14">
     <w:abstractNumId w:val="14"/>
   </w:num>
-  <w:num w:numId="15" w16cid:durableId="48966709">
+  <w:num w:numId="15">
     <w:abstractNumId w:val="4"/>
   </w:num>
-  <w:num w:numId="16" w16cid:durableId="1581984140">
+  <w:num w:numId="16">
     <w:abstractNumId w:val="13"/>
   </w:num>
-  <w:num w:numId="17" w16cid:durableId="353308366">
+  <w:num w:numId="17">
     <w:abstractNumId w:val="2"/>
   </w:num>
 </w:numbering>
 </file>
 
 <file path=word/styles.xml><?xml version="1.0" encoding="utf-8"?>
-<w:styles xmlns:mc="http://schemas.openxmlformats.org/markup-compatibility/2006" xmlns:r="http://schemas.openxmlformats.org/officeDocument/2006/relationships" xmlns:w="http://schemas.openxmlformats.org/wordprocessingml/2006/main" xmlns:w14="http://schemas.microsoft.com/office/word/2010/wordml" xmlns:w15="http://schemas.microsoft.com/office/word/2012/wordml" xmlns:w16cex="http://schemas.microsoft.com/office/word/2018/wordml/cex" xmlns:w16cid="http://schemas.microsoft.com/office/word/2016/wordml/cid" xmlns:w16="http://schemas.microsoft.com/office/word/2018/wordml" xmlns:w16du="http://schemas.microsoft.com/office/word/2023/wordml/word16du" xmlns:w16sdtdh="http://schemas.microsoft.com/office/word/2020/wordml/sdtdatahash" xmlns:w16sdtfl="http://schemas.microsoft.com/office/word/2024/wordml/sdtformatlock" xmlns:w16se="http://schemas.microsoft.com/office/word/2015/wordml/symex" mc:Ignorable="w14 w15 w16se w16cid w16 w16cex w16sdtdh w16sdtfl w16du">
+<w:styles xmlns:mc="http://schemas.openxmlformats.org/markup-compatibility/2006" xmlns:r="http://schemas.openxmlformats.org/officeDocument/2006/relationships" xmlns:w="http://schemas.openxmlformats.org/wordprocessingml/2006/main" xmlns:w14="http://schemas.microsoft.com/office/word/2010/wordml" xmlns:w15="http://schemas.microsoft.com/office/word/2012/wordml" xmlns:w16cex="http://schemas.microsoft.com/office/word/2018/wordml/cex" xmlns:w16cid="http://schemas.microsoft.com/office/word/2016/wordml/cid" xmlns:w16="http://schemas.microsoft.com/office/word/2018/wordml" xmlns:w16sdtdh="http://schemas.microsoft.com/office/word/2020/wordml/sdtdatahash" xmlns:w16se="http://schemas.microsoft.com/office/word/2015/wordml/symex" mc:Ignorable="w14 w15 w16se w16cid w16 w16cex w16sdtdh">
   <w:docDefaults>
     <w:rPrDefault>
       <w:rPr>
@@ -2620,17 +2719,17 @@
     <w:lsdException w:name="Unresolved Mention" w:semiHidden="1" w:unhideWhenUsed="1"/>
     <w:lsdException w:name="Smart Link" w:semiHidden="1" w:unhideWhenUsed="1"/>
   </w:latentStyles>
-  <w:style w:type="paragraph" w:default="1" w:styleId="a">
+  <w:style w:type="paragraph" w:default="1" w:styleId="Normal">
     <w:name w:val="Normal"/>
     <w:qFormat/>
   </w:style>
-  <w:style w:type="character" w:default="1" w:styleId="a0">
+  <w:style w:type="character" w:default="1" w:styleId="DefaultParagraphFont">
     <w:name w:val="Default Paragraph Font"/>
     <w:uiPriority w:val="1"/>
     <w:semiHidden/>
     <w:unhideWhenUsed/>
   </w:style>
-  <w:style w:type="table" w:default="1" w:styleId="a1">
+  <w:style w:type="table" w:default="1" w:styleId="TableNormal">
     <w:name w:val="Normal Table"/>
     <w:uiPriority w:val="99"/>
     <w:semiHidden/>
@@ -2645,15 +2744,15 @@
       </w:tblCellMar>
     </w:tblPr>
   </w:style>
-  <w:style w:type="numbering" w:default="1" w:styleId="a2">
+  <w:style w:type="numbering" w:default="1" w:styleId="NoList">
     <w:name w:val="No List"/>
     <w:uiPriority w:val="99"/>
     <w:semiHidden/>
     <w:unhideWhenUsed/>
   </w:style>
-  <w:style w:type="paragraph" w:styleId="a3">
+  <w:style w:type="paragraph" w:styleId="ListParagraph">
     <w:name w:val="List Paragraph"/>
-    <w:basedOn w:val="a"/>
+    <w:basedOn w:val="Normal"/>
     <w:uiPriority w:val="34"/>
     <w:qFormat/>
     <w:rsid w:val="00EF0D9C"/>
@@ -2662,10 +2761,10 @@
       <w:contextualSpacing/>
     </w:pPr>
   </w:style>
-  <w:style w:type="paragraph" w:styleId="a4">
+  <w:style w:type="paragraph" w:styleId="Header">
     <w:name w:val="header"/>
-    <w:basedOn w:val="a"/>
-    <w:link w:val="a5"/>
+    <w:basedOn w:val="Normal"/>
+    <w:link w:val="HeaderChar"/>
     <w:uiPriority w:val="99"/>
     <w:unhideWhenUsed/>
     <w:rsid w:val="00A326F6"/>
@@ -2677,17 +2776,17 @@
       <w:spacing w:after="0" w:line="240" w:lineRule="auto"/>
     </w:pPr>
   </w:style>
-  <w:style w:type="character" w:customStyle="1" w:styleId="a5">
-    <w:name w:val="หัวกระดาษ อักขระ"/>
-    <w:basedOn w:val="a0"/>
-    <w:link w:val="a4"/>
+  <w:style w:type="character" w:customStyle="1" w:styleId="HeaderChar">
+    <w:name w:val="Header Char"/>
+    <w:basedOn w:val="DefaultParagraphFont"/>
+    <w:link w:val="Header"/>
     <w:uiPriority w:val="99"/>
     <w:rsid w:val="00A326F6"/>
   </w:style>
-  <w:style w:type="paragraph" w:styleId="a6">
+  <w:style w:type="paragraph" w:styleId="Footer">
     <w:name w:val="footer"/>
-    <w:basedOn w:val="a"/>
-    <w:link w:val="a7"/>
+    <w:basedOn w:val="Normal"/>
+    <w:link w:val="FooterChar"/>
     <w:uiPriority w:val="99"/>
     <w:unhideWhenUsed/>
     <w:rsid w:val="00A326F6"/>
@@ -2699,17 +2798,17 @@
       <w:spacing w:after="0" w:line="240" w:lineRule="auto"/>
     </w:pPr>
   </w:style>
-  <w:style w:type="character" w:customStyle="1" w:styleId="a7">
-    <w:name w:val="ท้ายกระดาษ อักขระ"/>
-    <w:basedOn w:val="a0"/>
-    <w:link w:val="a6"/>
+  <w:style w:type="character" w:customStyle="1" w:styleId="FooterChar">
+    <w:name w:val="Footer Char"/>
+    <w:basedOn w:val="DefaultParagraphFont"/>
+    <w:link w:val="Footer"/>
     <w:uiPriority w:val="99"/>
     <w:rsid w:val="00A326F6"/>
   </w:style>
-  <w:style w:type="paragraph" w:styleId="a8">
+  <w:style w:type="paragraph" w:styleId="BalloonText">
     <w:name w:val="Balloon Text"/>
-    <w:basedOn w:val="a"/>
-    <w:link w:val="a9"/>
+    <w:basedOn w:val="Normal"/>
+    <w:link w:val="BalloonTextChar"/>
     <w:uiPriority w:val="99"/>
     <w:semiHidden/>
     <w:unhideWhenUsed/>
@@ -2723,10 +2822,10 @@
       <w:szCs w:val="20"/>
     </w:rPr>
   </w:style>
-  <w:style w:type="character" w:customStyle="1" w:styleId="a9">
-    <w:name w:val="ข้อความบอลลูน อักขระ"/>
-    <w:basedOn w:val="a0"/>
-    <w:link w:val="a8"/>
+  <w:style w:type="character" w:customStyle="1" w:styleId="BalloonTextChar">
+    <w:name w:val="Balloon Text Char"/>
+    <w:basedOn w:val="DefaultParagraphFont"/>
+    <w:link w:val="BalloonText"/>
     <w:uiPriority w:val="99"/>
     <w:semiHidden/>
     <w:rsid w:val="006B274B"/>
@@ -2736,9 +2835,9 @@
       <w:szCs w:val="20"/>
     </w:rPr>
   </w:style>
-  <w:style w:type="table" w:styleId="aa">
+  <w:style w:type="table" w:styleId="TableGrid">
     <w:name w:val="Table Grid"/>
-    <w:basedOn w:val="a1"/>
+    <w:basedOn w:val="TableNormal"/>
     <w:uiPriority w:val="59"/>
     <w:rsid w:val="000D23C7"/>
     <w:pPr>
@@ -2755,10 +2854,10 @@
       </w:tblBorders>
     </w:tblPr>
   </w:style>
-  <w:style w:type="paragraph" w:styleId="ab">
+  <w:style w:type="paragraph" w:styleId="BodyText">
     <w:name w:val="Body Text"/>
-    <w:basedOn w:val="a"/>
-    <w:link w:val="ac"/>
+    <w:basedOn w:val="Normal"/>
+    <w:link w:val="BodyTextChar"/>
     <w:rsid w:val="00DD0958"/>
     <w:pPr>
       <w:tabs>
@@ -2773,10 +2872,10 @@
       <w:szCs w:val="32"/>
     </w:rPr>
   </w:style>
-  <w:style w:type="character" w:customStyle="1" w:styleId="ac">
-    <w:name w:val="เนื้อความ อักขระ"/>
-    <w:basedOn w:val="a0"/>
-    <w:link w:val="ab"/>
+  <w:style w:type="character" w:customStyle="1" w:styleId="BodyTextChar">
+    <w:name w:val="Body Text Char"/>
+    <w:basedOn w:val="DefaultParagraphFont"/>
+    <w:link w:val="BodyText"/>
     <w:rsid w:val="00DD0958"/>
     <w:rPr>
       <w:rFonts w:ascii="EucrosiaUPC" w:eastAsia="Cordia New" w:hAnsi="EucrosiaUPC" w:cs="EucrosiaUPC"/>
@@ -2786,12 +2885,12 @@
   </w:style>
   <w:style w:type="character" w:customStyle="1" w:styleId="apple-style-span">
     <w:name w:val="apple-style-span"/>
-    <w:basedOn w:val="a0"/>
+    <w:basedOn w:val="DefaultParagraphFont"/>
     <w:rsid w:val="00DD0958"/>
   </w:style>
-  <w:style w:type="table" w:styleId="ad">
+  <w:style w:type="table" w:styleId="TableGridLight">
     <w:name w:val="Grid Table Light"/>
-    <w:basedOn w:val="a1"/>
+    <w:basedOn w:val="TableNormal"/>
     <w:uiPriority w:val="40"/>
     <w:rsid w:val="00DD0958"/>
     <w:pPr>

--- a/บทคัดย่อ.docx
+++ b/บทคัดย่อ.docx
@@ -41,9 +41,6 @@
     </w:p>
     <w:p>
       <w:pPr>
-        <w:tabs>
-          <w:tab w:val="left" w:pos="567"/>
-        </w:tabs>
         <w:spacing w:after="0"/>
         <w:ind w:firstLine="567"/>
         <w:jc w:val="thaiDistribute"/>
@@ -60,7 +57,7 @@
           <w:szCs w:val="32"/>
           <w:cs/>
         </w:rPr>
-        <w:t xml:space="preserve">จากการที่ผู้จัดทำได้เข้าปฏิบัติงานสหกิจศึกษาที่บริษัท โค้ดแลบ </w:t>
+        <w:t xml:space="preserve">จากการที่ผู้จัดทำได้เข้าร่วมโครงการสหกิจศึกษาที่บริษัท โค้ดแลบ </w:t>
       </w:r>
       <w:proofErr w:type="spellStart"/>
       <w:r>
@@ -80,7 +77,7 @@
           <w:szCs w:val="32"/>
           <w:cs/>
         </w:rPr>
-        <w:t xml:space="preserve"> จำกัด ซึ่งประกอบธุรกิจด้านการพัฒนาซอฟต์แวร์ ได้เล็งเห็นปัญหาการทำงานธุรการและการสื่อสารภายในองค์กรที่ยังดำเนินอยู่บนเครื่องมือที่กระจัดกระจาย เช่น การนัดหมายในหลายปฏิทิน การแจ้งเตือนเหตุการณ์ผ่านข้อความ หรือการบันทึกยอดขายในสเปรดชีตหลาย</w:t>
+        <w:t xml:space="preserve"> จำกัด ซึ่งเป็นองค์กรที่ดำเนินธุรกิจด้านการพัฒนาซอฟต์แวร์ ผู้จัดทำได้สังเกตเห็นปัญหาในกระบวนการทำงานด้านธุรการและการสื่อสารภายในองค์กรที่ยังขาดความเป็นระบบ เนื่องจากมีการใช้เครื่องมือที่หลากหลายและไม่เชื่อมโยงกัน เช่น การนัดหมายที่กระจายอยู่ในหลายปฏิทิน การแจ้งเตือนเหตุการณ์ผ่านช่องทางข้อความหลายรูปแบบ รวมถึงการบันทึกข้อมูลยอดขายในสเปรดชีตหลาย</w:t>
       </w:r>
       <w:proofErr w:type="spellStart"/>
       <w:r>
@@ -100,111 +97,11 @@
           <w:szCs w:val="32"/>
           <w:cs/>
         </w:rPr>
-        <w:t xml:space="preserve"> ส่งผลให้เกิดข้อผิดพลาดและความล่าช้าในการทำงาน เพื่อแก้ไขปัญหาดังกล่าว จึงได้พัฒนาระบบ </w:t>
-      </w:r>
-      <w:r>
-        <w:rPr>
-          <w:rFonts w:ascii="TH SarabunPSK" w:hAnsi="TH SarabunPSK" w:cs="TH SarabunPSK"/>
-          <w:sz w:val="32"/>
-          <w:szCs w:val="32"/>
-        </w:rPr>
-        <w:t>“</w:t>
-      </w:r>
-      <w:r>
-        <w:rPr>
-          <w:rFonts w:ascii="TH SarabunPSK" w:hAnsi="TH SarabunPSK" w:cs="TH SarabunPSK"/>
-          <w:sz w:val="32"/>
-          <w:szCs w:val="32"/>
-          <w:cs/>
-        </w:rPr>
-        <w:t>ผู้ช่วยอัตโนมัติของบริษัท</w:t>
-      </w:r>
-      <w:r>
-        <w:rPr>
-          <w:rFonts w:ascii="TH SarabunPSK" w:hAnsi="TH SarabunPSK" w:cs="TH SarabunPSK"/>
-          <w:sz w:val="32"/>
-          <w:szCs w:val="32"/>
-        </w:rPr>
-        <w:t xml:space="preserve">” </w:t>
-      </w:r>
-      <w:r>
-        <w:rPr>
-          <w:rFonts w:ascii="TH SarabunPSK" w:hAnsi="TH SarabunPSK" w:cs="TH SarabunPSK"/>
-          <w:sz w:val="32"/>
-          <w:szCs w:val="32"/>
-          <w:cs/>
-        </w:rPr>
-        <w:t xml:space="preserve">โดยใช้แพลตฟอร์ม </w:t>
-      </w:r>
-      <w:r>
-        <w:rPr>
-          <w:rFonts w:ascii="TH SarabunPSK" w:hAnsi="TH SarabunPSK" w:cs="TH SarabunPSK"/>
-          <w:sz w:val="32"/>
-          <w:szCs w:val="32"/>
-        </w:rPr>
-        <w:t xml:space="preserve">n8n </w:t>
-      </w:r>
-      <w:r>
-        <w:rPr>
-          <w:rFonts w:ascii="TH SarabunPSK" w:hAnsi="TH SarabunPSK" w:cs="TH SarabunPSK"/>
-          <w:sz w:val="32"/>
-          <w:szCs w:val="32"/>
-          <w:cs/>
-        </w:rPr>
-        <w:t>เป็นศูนย์กลางในการเชื่อมต่อและจัดการ</w:t>
-      </w:r>
-      <w:proofErr w:type="spellStart"/>
-      <w:r>
-        <w:rPr>
-          <w:rFonts w:ascii="TH SarabunPSK" w:hAnsi="TH SarabunPSK" w:cs="TH SarabunPSK"/>
-          <w:sz w:val="32"/>
-          <w:szCs w:val="32"/>
-          <w:cs/>
-        </w:rPr>
-        <w:t>เวิร์กโฟลว์</w:t>
-      </w:r>
-      <w:proofErr w:type="spellEnd"/>
-      <w:r>
-        <w:rPr>
-          <w:rFonts w:ascii="TH SarabunPSK" w:hAnsi="TH SarabunPSK" w:cs="TH SarabunPSK"/>
-          <w:sz w:val="32"/>
-          <w:szCs w:val="32"/>
-          <w:cs/>
-        </w:rPr>
-        <w:t xml:space="preserve">อัตโนมัติ ร่วมกับ </w:t>
-      </w:r>
-      <w:r>
-        <w:rPr>
-          <w:rFonts w:ascii="TH SarabunPSK" w:hAnsi="TH SarabunPSK" w:cs="TH SarabunPSK"/>
-          <w:sz w:val="32"/>
-          <w:szCs w:val="32"/>
-        </w:rPr>
-        <w:t xml:space="preserve">LINE Official Account/LIFF, Google Sheets, Google Drive, </w:t>
-      </w:r>
-      <w:r>
-        <w:rPr>
-          <w:rFonts w:ascii="TH SarabunPSK" w:hAnsi="TH SarabunPSK" w:cs="TH SarabunPSK"/>
-          <w:sz w:val="32"/>
-          <w:szCs w:val="32"/>
-          <w:cs/>
-        </w:rPr>
-        <w:t>และฐานข้อมูลภายใน</w:t>
-      </w:r>
-      <w:r>
-        <w:rPr>
-          <w:rFonts w:ascii="TH SarabunPSK" w:hAnsi="TH SarabunPSK" w:cs="TH SarabunPSK" w:hint="cs"/>
-          <w:sz w:val="32"/>
-          <w:szCs w:val="32"/>
-          <w:cs/>
-        </w:rPr>
-        <w:t xml:space="preserve"> </w:t>
+        <w:t xml:space="preserve"> ซึ่งส่งผลให้เกิดข้อผิดพลาด ความซ้ำซ้อน และความล่าช้าในการปฏิบัติงาน เพื่อแก้ไขปัญหาดังกล่าว ผู้จัดทำจึงได้พัฒนา “ระบบผู้ช่วยแบบตัวแทนเชิงปัญญาประดิษฐ์สำหรับองค์กร” </w:t>
       </w:r>
     </w:p>
     <w:p>
       <w:pPr>
-        <w:tabs>
-          <w:tab w:val="left" w:pos="567"/>
-        </w:tabs>
         <w:spacing w:after="0"/>
         <w:ind w:firstLine="567"/>
         <w:jc w:val="thaiDistribute"/>
@@ -221,15 +118,15 @@
           <w:szCs w:val="32"/>
           <w:cs/>
         </w:rPr>
-        <w:t xml:space="preserve">ระบบดังกล่าวสามารถดำเนินงานอัตโนมัติได้หลายด้าน เช่น แจ้งเตือนวันเกิดพนักงาน สร้างและจัดการห้องประชุมพร้อมแจ้งเตือนอัตโนมัติ </w:t>
-      </w:r>
-      <w:r>
-        <w:rPr>
-          <w:rFonts w:ascii="TH SarabunPSK" w:hAnsi="TH SarabunPSK" w:cs="TH SarabunPSK"/>
-          <w:sz w:val="32"/>
-          <w:szCs w:val="32"/>
-        </w:rPr>
-        <w:t xml:space="preserve">3 </w:t>
+        <w:t xml:space="preserve">โดยใช้แนวคิดของ </w:t>
+      </w:r>
+      <w:r>
+        <w:rPr>
+          <w:rFonts w:ascii="TH SarabunPSK" w:hAnsi="TH SarabunPSK" w:cs="TH SarabunPSK"/>
+          <w:sz w:val="32"/>
+          <w:szCs w:val="32"/>
+        </w:rPr>
+        <w:t xml:space="preserve">AI Agent </w:t>
       </w:r>
       <w:r>
         <w:rPr>
@@ -238,15 +135,15 @@
           <w:szCs w:val="32"/>
           <w:cs/>
         </w:rPr>
-        <w:t>ระยะ (</w:t>
-      </w:r>
-      <w:r>
-        <w:rPr>
-          <w:rFonts w:ascii="TH SarabunPSK" w:hAnsi="TH SarabunPSK" w:cs="TH SarabunPSK"/>
-          <w:sz w:val="32"/>
-          <w:szCs w:val="32"/>
-        </w:rPr>
-        <w:t xml:space="preserve">15, 10 </w:t>
+        <w:t xml:space="preserve">เป็นกลไกหลักในการสื่อสารและจัดการคำสั่งงานอัตโนมัติ ผ่านแพลตฟอร์ม </w:t>
+      </w:r>
+      <w:r>
+        <w:rPr>
+          <w:rFonts w:ascii="TH SarabunPSK" w:hAnsi="TH SarabunPSK" w:cs="TH SarabunPSK"/>
+          <w:sz w:val="32"/>
+          <w:szCs w:val="32"/>
+        </w:rPr>
+        <w:t>n</w:t>
       </w:r>
       <w:r>
         <w:rPr>
@@ -255,15 +152,15 @@
           <w:szCs w:val="32"/>
           <w:cs/>
         </w:rPr>
-        <w:t xml:space="preserve">และ </w:t>
-      </w:r>
-      <w:r>
-        <w:rPr>
-          <w:rFonts w:ascii="TH SarabunPSK" w:hAnsi="TH SarabunPSK" w:cs="TH SarabunPSK"/>
-          <w:sz w:val="32"/>
-          <w:szCs w:val="32"/>
-        </w:rPr>
-        <w:t xml:space="preserve">5 </w:t>
+        <w:t>8</w:t>
+      </w:r>
+      <w:r>
+        <w:rPr>
+          <w:rFonts w:ascii="TH SarabunPSK" w:hAnsi="TH SarabunPSK" w:cs="TH SarabunPSK"/>
+          <w:sz w:val="32"/>
+          <w:szCs w:val="32"/>
+        </w:rPr>
+        <w:t xml:space="preserve">n </w:t>
       </w:r>
       <w:r>
         <w:rPr>
@@ -272,16 +169,9 @@
           <w:szCs w:val="32"/>
           <w:cs/>
         </w:rPr>
-        <w:t xml:space="preserve">นาที) รายงานยอดขายแบบเรียลไทม์ ส่งอีเมลรายบุคคลตามเรื่องงาน ยืนยันตัวตนผ่าน </w:t>
-      </w:r>
-      <w:r>
-        <w:rPr>
-          <w:rFonts w:ascii="TH SarabunPSK" w:hAnsi="TH SarabunPSK" w:cs="TH SarabunPSK"/>
-          <w:sz w:val="32"/>
-          <w:szCs w:val="32"/>
-        </w:rPr>
-        <w:t xml:space="preserve">OTP </w:t>
-      </w:r>
+        <w:t>ซึ่งทำหน้าที่เป็นศูนย์กลางในการเชื่อมต่อและบริหารจัดการ</w:t>
+      </w:r>
+      <w:proofErr w:type="spellStart"/>
       <w:r>
         <w:rPr>
           <w:rFonts w:ascii="TH SarabunPSK" w:hAnsi="TH SarabunPSK" w:cs="TH SarabunPSK"/>
@@ -289,16 +179,9 @@
           <w:szCs w:val="32"/>
           <w:cs/>
         </w:rPr>
-        <w:t xml:space="preserve">และกำหนดสิทธิ์ผู้ใช้ตามบทบาท รวมถึงการแจ้งข่าวสารแบบคัดกลุ่มด้วย </w:t>
-      </w:r>
-      <w:r>
-        <w:rPr>
-          <w:rFonts w:ascii="TH SarabunPSK" w:hAnsi="TH SarabunPSK" w:cs="TH SarabunPSK"/>
-          <w:sz w:val="32"/>
-          <w:szCs w:val="32"/>
-        </w:rPr>
-        <w:t xml:space="preserve">LINE Flex Message </w:t>
-      </w:r>
+        <w:t>เวิร์กโฟลว์</w:t>
+      </w:r>
+      <w:proofErr w:type="spellEnd"/>
       <w:r>
         <w:rPr>
           <w:rFonts w:ascii="TH SarabunPSK" w:hAnsi="TH SarabunPSK" w:cs="TH SarabunPSK"/>
@@ -306,111 +189,280 @@
           <w:szCs w:val="32"/>
           <w:cs/>
         </w:rPr>
-        <w:t xml:space="preserve">เพื่อให้ข้อมูลอ่านง่ายบนมือถือ นอกจากนี้ </w:t>
+        <w:t xml:space="preserve"> พร้อมบูรณาการการทำงานร่วมกับ </w:t>
+      </w:r>
+      <w:r>
+        <w:rPr>
+          <w:rFonts w:ascii="TH SarabunPSK" w:hAnsi="TH SarabunPSK" w:cs="TH SarabunPSK"/>
+          <w:sz w:val="32"/>
+          <w:szCs w:val="32"/>
+        </w:rPr>
+        <w:t xml:space="preserve">LINE Official Account/LIFF, Google Sheets, Google Drive </w:t>
+      </w:r>
+      <w:r>
+        <w:rPr>
+          <w:rFonts w:ascii="TH SarabunPSK" w:hAnsi="TH SarabunPSK" w:cs="TH SarabunPSK"/>
+          <w:sz w:val="32"/>
+          <w:szCs w:val="32"/>
+          <w:cs/>
+        </w:rPr>
+        <w:t xml:space="preserve">และฐานข้อมูลภายในองค์กร นอกจากนี้ ระบบยังใช้เทคโนโลยี </w:t>
+      </w:r>
+      <w:r>
+        <w:rPr>
+          <w:rFonts w:ascii="TH SarabunPSK" w:hAnsi="TH SarabunPSK" w:cs="TH SarabunPSK"/>
+          <w:sz w:val="32"/>
+          <w:szCs w:val="32"/>
+        </w:rPr>
+        <w:t xml:space="preserve">Retrieval-Augmented Generation (RAG) </w:t>
+      </w:r>
+      <w:r>
+        <w:rPr>
+          <w:rFonts w:ascii="TH SarabunPSK" w:hAnsi="TH SarabunPSK" w:cs="TH SarabunPSK"/>
+          <w:sz w:val="32"/>
+          <w:szCs w:val="32"/>
+          <w:cs/>
+        </w:rPr>
+        <w:t xml:space="preserve">โดยอ้างอิงฐานข้อมูลจาก </w:t>
+      </w:r>
+      <w:proofErr w:type="spellStart"/>
+      <w:r>
+        <w:rPr>
+          <w:rFonts w:ascii="TH SarabunPSK" w:hAnsi="TH SarabunPSK" w:cs="TH SarabunPSK"/>
+          <w:sz w:val="32"/>
+          <w:szCs w:val="32"/>
+        </w:rPr>
+        <w:t>Supabase</w:t>
+      </w:r>
+      <w:proofErr w:type="spellEnd"/>
+      <w:r>
+        <w:rPr>
+          <w:rFonts w:ascii="TH SarabunPSK" w:hAnsi="TH SarabunPSK" w:cs="TH SarabunPSK"/>
+          <w:sz w:val="32"/>
+          <w:szCs w:val="32"/>
+        </w:rPr>
+        <w:t xml:space="preserve"> </w:t>
+      </w:r>
+      <w:r>
+        <w:rPr>
+          <w:rFonts w:ascii="TH SarabunPSK" w:hAnsi="TH SarabunPSK" w:cs="TH SarabunPSK"/>
+          <w:sz w:val="32"/>
+          <w:szCs w:val="32"/>
+          <w:cs/>
+        </w:rPr>
+        <w:t>เพื่อเพิ่มความสามารถในการสืบค้น ตอบคำถาม และให้ข้อมูลอย่างแม่นยำมากยิ่งขึ้น ส่งผลให้การทำงานขององค์กรมีความเป็นระบบอัตโนมัติ และมีประสิทธิภาพสูงขึ้น.</w:t>
       </w:r>
     </w:p>
     <w:p>
       <w:pPr>
-        <w:tabs>
-          <w:tab w:val="left" w:pos="567"/>
-        </w:tabs>
         <w:spacing w:after="0"/>
         <w:ind w:firstLine="567"/>
         <w:jc w:val="thaiDistribute"/>
         <w:rPr>
           <w:rFonts w:ascii="TH SarabunPSK" w:hAnsi="TH SarabunPSK" w:cs="TH SarabunPSK"/>
-          <w:sz w:val="32"/>
-          <w:szCs w:val="32"/>
-        </w:rPr>
-      </w:pPr>
-      <w:r>
-        <w:rPr>
-          <w:rFonts w:ascii="TH SarabunPSK" w:hAnsi="TH SarabunPSK" w:cs="TH SarabunPSK"/>
-          <w:sz w:val="32"/>
-          <w:szCs w:val="32"/>
-          <w:cs/>
-        </w:rPr>
-        <w:t>ระบบยังรองรับการติดตามข้อมูลฝ่ายบุคคล เช่น การขาด</w:t>
-      </w:r>
-      <w:r>
-        <w:rPr>
-          <w:rFonts w:ascii="TH SarabunPSK" w:hAnsi="TH SarabunPSK" w:cs="TH SarabunPSK"/>
-          <w:sz w:val="32"/>
-          <w:szCs w:val="32"/>
-        </w:rPr>
-        <w:t>–</w:t>
-      </w:r>
-      <w:r>
-        <w:rPr>
-          <w:rFonts w:ascii="TH SarabunPSK" w:hAnsi="TH SarabunPSK" w:cs="TH SarabunPSK"/>
-          <w:sz w:val="32"/>
-          <w:szCs w:val="32"/>
-          <w:cs/>
-        </w:rPr>
-        <w:t>ลา</w:t>
-      </w:r>
-      <w:r>
-        <w:rPr>
-          <w:rFonts w:ascii="TH SarabunPSK" w:hAnsi="TH SarabunPSK" w:cs="TH SarabunPSK"/>
-          <w:sz w:val="32"/>
-          <w:szCs w:val="32"/>
-        </w:rPr>
-        <w:t>–</w:t>
-      </w:r>
-      <w:r>
-        <w:rPr>
-          <w:rFonts w:ascii="TH SarabunPSK" w:hAnsi="TH SarabunPSK" w:cs="TH SarabunPSK"/>
-          <w:sz w:val="32"/>
-          <w:szCs w:val="32"/>
-          <w:cs/>
-        </w:rPr>
-        <w:t xml:space="preserve">มาสาย พร้อมสรุปผลรายเดือน ตลอดจนสามารถเชื่อมต่อฐานข้อมูลภายในองค์กรเพื่อใช้กับระบบ </w:t>
-      </w:r>
-      <w:r>
-        <w:rPr>
-          <w:rFonts w:ascii="TH SarabunPSK" w:hAnsi="TH SarabunPSK" w:cs="TH SarabunPSK"/>
-          <w:sz w:val="32"/>
-          <w:szCs w:val="32"/>
-        </w:rPr>
-        <w:t xml:space="preserve">RAG AI </w:t>
-      </w:r>
-      <w:r>
-        <w:rPr>
-          <w:rFonts w:ascii="TH SarabunPSK" w:hAnsi="TH SarabunPSK" w:cs="TH SarabunPSK"/>
-          <w:sz w:val="32"/>
-          <w:szCs w:val="32"/>
-          <w:cs/>
-        </w:rPr>
-        <w:t>สำหรับตอบคำถามความรู้ภายในองค์กรได้อย่างรวดเร็ว</w:t>
-      </w:r>
-      <w:r>
-        <w:rPr>
-          <w:rFonts w:ascii="TH SarabunPSK" w:hAnsi="TH SarabunPSK" w:cs="TH SarabunPSK" w:hint="cs"/>
-          <w:sz w:val="32"/>
-          <w:szCs w:val="32"/>
-          <w:cs/>
-        </w:rPr>
-        <w:t xml:space="preserve"> </w:t>
-      </w:r>
-      <w:r>
-        <w:rPr>
-          <w:rFonts w:ascii="TH SarabunPSK" w:hAnsi="TH SarabunPSK" w:cs="TH SarabunPSK"/>
-          <w:sz w:val="32"/>
-          <w:szCs w:val="32"/>
-          <w:cs/>
-        </w:rPr>
-        <w:t>ผลการพัฒนาพบว่าระบบผู้ช่วยอัตโนมัติสามารถลดภาระงานซ้ำซ้อน เพิ่มความถูกต้องของข้อมูล ยกระดับประสิทธิภาพการสื่อสารภายในองค์กร และช่วยให้ผู้บริหารสามารถเข้าถึงข้อมูลสำคัญได้อย่างทันท่วงที อันนำไปสู่การทำงานที่มีมาตรฐานและประสิทธิผลมากยิ่งขึ้น</w:t>
-      </w:r>
-    </w:p>
-    <w:p>
-      <w:pPr>
-        <w:spacing w:after="0"/>
-        <w:rPr>
-          <w:rFonts w:ascii="TH SarabunPSK" w:hAnsi="TH SarabunPSK" w:cs="TH SarabunPSK"/>
           <w:sz w:val="36"/>
           <w:szCs w:val="36"/>
         </w:rPr>
       </w:pPr>
+      <w:r>
+        <w:rPr>
+          <w:rFonts w:ascii="TH SarabunPSK" w:hAnsi="TH SarabunPSK" w:cs="TH SarabunPSK"/>
+          <w:sz w:val="32"/>
+          <w:szCs w:val="32"/>
+          <w:cs/>
+        </w:rPr>
+        <w:t xml:space="preserve">สิ่งที่ได้รับจากการเข้าร่วมโครงการสหกิจศึกษาครั้งนี้ คือ ข้าพเจ้าได้เรียนรู้และเข้าใจขั้นตอนการทำงานในสายอาชีพด้านเทคโนโลยีสารสนเทศอย่างลึกซึ้งมากยิ่งขึ้น โดยเฉพาะกระบวนการออกแบบและบริหารจัดการโครงการผ่านระบบ </w:t>
+      </w:r>
+      <w:r>
+        <w:rPr>
+          <w:rFonts w:ascii="TH SarabunPSK" w:hAnsi="TH SarabunPSK" w:cs="TH SarabunPSK"/>
+          <w:sz w:val="32"/>
+          <w:szCs w:val="32"/>
+        </w:rPr>
+        <w:t xml:space="preserve">Jira Workflow </w:t>
+      </w:r>
+      <w:r>
+        <w:rPr>
+          <w:rFonts w:ascii="TH SarabunPSK" w:hAnsi="TH SarabunPSK" w:cs="TH SarabunPSK"/>
+          <w:sz w:val="32"/>
+          <w:szCs w:val="32"/>
+          <w:cs/>
+        </w:rPr>
+        <w:t>ในบทบาทของผู้จัดการโครงการ (</w:t>
+      </w:r>
+      <w:r>
+        <w:rPr>
+          <w:rFonts w:ascii="TH SarabunPSK" w:hAnsi="TH SarabunPSK" w:cs="TH SarabunPSK"/>
+          <w:sz w:val="32"/>
+          <w:szCs w:val="32"/>
+        </w:rPr>
+        <w:t xml:space="preserve">Project Manager) </w:t>
+      </w:r>
+      <w:r>
+        <w:rPr>
+          <w:rFonts w:ascii="TH SarabunPSK" w:hAnsi="TH SarabunPSK" w:cs="TH SarabunPSK"/>
+          <w:sz w:val="32"/>
+          <w:szCs w:val="32"/>
+          <w:cs/>
+        </w:rPr>
+        <w:t xml:space="preserve">นอกจากนี้ยังได้ฝึกฝนการออกแบบ </w:t>
+      </w:r>
+      <w:r>
+        <w:rPr>
+          <w:rFonts w:ascii="TH SarabunPSK" w:hAnsi="TH SarabunPSK" w:cs="TH SarabunPSK"/>
+          <w:sz w:val="32"/>
+          <w:szCs w:val="32"/>
+        </w:rPr>
+        <w:t xml:space="preserve">UX/UI </w:t>
+      </w:r>
+      <w:r>
+        <w:rPr>
+          <w:rFonts w:ascii="TH SarabunPSK" w:hAnsi="TH SarabunPSK" w:cs="TH SarabunPSK"/>
+          <w:sz w:val="32"/>
+          <w:szCs w:val="32"/>
+          <w:cs/>
+        </w:rPr>
+        <w:t xml:space="preserve">ของเว็บไซต์ เพื่อยกระดับประสบการณ์ผู้ใช้งาน ได้เรียนรู้การสร้างกระบวนการอัตโนมัติด้วย </w:t>
+      </w:r>
+      <w:r>
+        <w:rPr>
+          <w:rFonts w:ascii="TH SarabunPSK" w:hAnsi="TH SarabunPSK" w:cs="TH SarabunPSK"/>
+          <w:sz w:val="32"/>
+          <w:szCs w:val="32"/>
+        </w:rPr>
+        <w:t>n</w:t>
+      </w:r>
+      <w:r>
+        <w:rPr>
+          <w:rFonts w:ascii="TH SarabunPSK" w:hAnsi="TH SarabunPSK" w:cs="TH SarabunPSK"/>
+          <w:sz w:val="32"/>
+          <w:szCs w:val="32"/>
+          <w:cs/>
+        </w:rPr>
+        <w:t>8</w:t>
+      </w:r>
+      <w:r>
+        <w:rPr>
+          <w:rFonts w:ascii="TH SarabunPSK" w:hAnsi="TH SarabunPSK" w:cs="TH SarabunPSK"/>
+          <w:sz w:val="32"/>
+          <w:szCs w:val="32"/>
+        </w:rPr>
+        <w:t xml:space="preserve">n Workflow Automation </w:t>
+      </w:r>
+      <w:r>
+        <w:rPr>
+          <w:rFonts w:ascii="TH SarabunPSK" w:hAnsi="TH SarabunPSK" w:cs="TH SarabunPSK"/>
+          <w:sz w:val="32"/>
+          <w:szCs w:val="32"/>
+          <w:cs/>
+        </w:rPr>
+        <w:t xml:space="preserve">การพัฒนา ระบบปัญญาประดิษฐ์แบบ </w:t>
+      </w:r>
+      <w:r>
+        <w:rPr>
+          <w:rFonts w:ascii="TH SarabunPSK" w:hAnsi="TH SarabunPSK" w:cs="TH SarabunPSK"/>
+          <w:sz w:val="32"/>
+          <w:szCs w:val="32"/>
+        </w:rPr>
+        <w:t xml:space="preserve">Retrieval-Augmented Generation (RAG) </w:t>
+      </w:r>
+      <w:r>
+        <w:rPr>
+          <w:rFonts w:ascii="TH SarabunPSK" w:hAnsi="TH SarabunPSK" w:cs="TH SarabunPSK"/>
+          <w:sz w:val="32"/>
+          <w:szCs w:val="32"/>
+          <w:cs/>
+        </w:rPr>
+        <w:t xml:space="preserve">โดยใช้ </w:t>
+      </w:r>
+      <w:proofErr w:type="spellStart"/>
+      <w:r>
+        <w:rPr>
+          <w:rFonts w:ascii="TH SarabunPSK" w:hAnsi="TH SarabunPSK" w:cs="TH SarabunPSK"/>
+          <w:sz w:val="32"/>
+          <w:szCs w:val="32"/>
+        </w:rPr>
+        <w:t>Supabase</w:t>
+      </w:r>
+      <w:proofErr w:type="spellEnd"/>
+      <w:r>
+        <w:rPr>
+          <w:rFonts w:ascii="TH SarabunPSK" w:hAnsi="TH SarabunPSK" w:cs="TH SarabunPSK"/>
+          <w:sz w:val="32"/>
+          <w:szCs w:val="32"/>
+        </w:rPr>
+        <w:t xml:space="preserve"> </w:t>
+      </w:r>
+      <w:r>
+        <w:rPr>
+          <w:rFonts w:ascii="TH SarabunPSK" w:hAnsi="TH SarabunPSK" w:cs="TH SarabunPSK"/>
+          <w:sz w:val="32"/>
+          <w:szCs w:val="32"/>
+          <w:cs/>
+        </w:rPr>
+        <w:t xml:space="preserve">เป็นฐานข้อมูล รวมถึงการพัฒนา เว็บแอปพลิเคชันด้วย </w:t>
+      </w:r>
+      <w:r>
+        <w:rPr>
+          <w:rFonts w:ascii="TH SarabunPSK" w:hAnsi="TH SarabunPSK" w:cs="TH SarabunPSK"/>
+          <w:sz w:val="32"/>
+          <w:szCs w:val="32"/>
+        </w:rPr>
+        <w:t xml:space="preserve">Next.js </w:t>
+      </w:r>
+      <w:r>
+        <w:rPr>
+          <w:rFonts w:ascii="TH SarabunPSK" w:hAnsi="TH SarabunPSK" w:cs="TH SarabunPSK"/>
+          <w:sz w:val="32"/>
+          <w:szCs w:val="32"/>
+          <w:cs/>
+        </w:rPr>
+        <w:t xml:space="preserve">และการ </w:t>
+      </w:r>
+      <w:r>
+        <w:rPr>
+          <w:rFonts w:ascii="TH SarabunPSK" w:hAnsi="TH SarabunPSK" w:cs="TH SarabunPSK"/>
+          <w:sz w:val="32"/>
+          <w:szCs w:val="32"/>
+        </w:rPr>
+        <w:t xml:space="preserve">Deploy </w:t>
+      </w:r>
+      <w:r>
+        <w:rPr>
+          <w:rFonts w:ascii="TH SarabunPSK" w:hAnsi="TH SarabunPSK" w:cs="TH SarabunPSK"/>
+          <w:sz w:val="32"/>
+          <w:szCs w:val="32"/>
+          <w:cs/>
+        </w:rPr>
+        <w:t xml:space="preserve">ระบบผ่านแพลตฟอร์ม </w:t>
+      </w:r>
+      <w:proofErr w:type="spellStart"/>
+      <w:r>
+        <w:rPr>
+          <w:rFonts w:ascii="TH SarabunPSK" w:hAnsi="TH SarabunPSK" w:cs="TH SarabunPSK"/>
+          <w:sz w:val="32"/>
+          <w:szCs w:val="32"/>
+        </w:rPr>
+        <w:t>Vercel</w:t>
+      </w:r>
+      <w:proofErr w:type="spellEnd"/>
+      <w:r>
+        <w:rPr>
+          <w:rFonts w:ascii="TH SarabunPSK" w:hAnsi="TH SarabunPSK" w:cs="TH SarabunPSK"/>
+          <w:sz w:val="32"/>
+          <w:szCs w:val="32"/>
+        </w:rPr>
+        <w:t xml:space="preserve"> </w:t>
+      </w:r>
+      <w:r>
+        <w:rPr>
+          <w:rFonts w:ascii="TH SarabunPSK" w:hAnsi="TH SarabunPSK" w:cs="TH SarabunPSK"/>
+          <w:sz w:val="32"/>
+          <w:szCs w:val="32"/>
+          <w:cs/>
+        </w:rPr>
+        <w:t>ซึ่งทั้งหมดนี้ช่วยเสริมสร้างทักษะด้านการออกแบบระบบ การพัฒนาโปรแกรม และความเข้าใจในการทำงานจริงในองค์กรได้อย่างครบถ้วน สามารถนำไปต่อยอดในการประกอบอาชีพในอนาคตได้อย่างมีประสิทธิภาพ</w:t>
+      </w:r>
     </w:p>
     <w:sectPr>
       <w:headerReference w:type="default" r:id="rId8"/>
